--- a/KUT_BIM_MANAGER_PLAYBOOK_INTERNAL_STINGTOOLS.docx
+++ b/KUT_BIM_MANAGER_PLAYBOOK_INTERNAL_STINGTOOLS.docx
@@ -4812,6 +4812,3475 @@
           <w:i/>
         </w:rPr>
         <w:t xml:space="preserve">End of internal version. Use it alongside the clean playbook; keep it to yourself; ship only the standard outputs.</w:t>
+      </w:r>
+    </w:p>
+    <w:p>
+      <w:r>
+        <w:br w:type="page"/>
+      </w:r>
+    </w:p>
+    <w:p>
+      <w:pPr>
+        <w:pStyle w:val="Heading2"/>
+      </w:pPr>
+      <w:r>
+        <w:t>PART I - Corrections: what changed since this was written (read this first)</w:t>
+      </w:r>
+    </w:p>
+    <w:p>
+      <w:r>
+        <w:rPr>
+          <w:b w:val="0"/>
+          <w:i/>
+        </w:rPr>
+        <w:t>This document was written in June. The plugin and the KUT configuration have both moved since. Everything below is verified against the repository as of 22 August 2026. Where this section contradicts Parts A-H, this section is right.</w:t>
+      </w:r>
+    </w:p>
+    <w:p>
+      <w:r>
+        <w:rPr>
+          <w:b/>
+          <w:i w:val="0"/>
+        </w:rPr>
+        <w:t>1. There is no validate_tag_config.py.</w:t>
+      </w:r>
+    </w:p>
+    <w:p>
+      <w:r>
+        <w:rPr>
+          <w:b w:val="0"/>
+          <w:i w:val="0"/>
+        </w:rPr>
+        <w:t>Parts B and H tell you to run it before authoring tag families. No file of that name exists anywhere in the repository - not in tools/, and a full-tree search finds nothing. If you follow Part B as written you will stop at step 4 of mobilisation looking for a script that was never there. Use instead: Audit Tag Families (CREATE TAGS - SETUP - "Audit") after generating the tag families, and Family Conformance Check (MODEL - FAMILY QUICK EDIT - "Conformance") on any family before you accept it into the library.</w:t>
+      </w:r>
+    </w:p>
+    <w:p>
+      <w:r>
+        <w:rPr>
+          <w:b w:val="0"/>
+          <w:i w:val="0"/>
+        </w:rPr>
+        <w:t>The related claim - "64 missing 2.5 / 3.5 tag-size shared parameters" - cannot be reproduced either: the parameter registry holds 83 TAG_*_BOOL parameters and none is named for a 2.5 or 3.5 size. Treat that defect as unverified. Prove it in Revit with one test tag family before you let it hold up mobilisation.</w:t>
+      </w:r>
+    </w:p>
+    <w:p>
+      <w:r>
+        <w:rPr>
+          <w:b/>
+          <w:i w:val="0"/>
+        </w:rPr>
+        <w:t>2. Five command names in Part A are wrong. Corrected, with where the button actually is:</w:t>
+      </w:r>
+    </w:p>
+    <w:tbl>
+      <w:tblPr>
+        <w:tblW w:type="auto" w:w="0"/>
+        <w:tblLook w:firstColumn="1" w:firstRow="1" w:lastColumn="0" w:lastRow="0" w:noHBand="0" w:noVBand="1" w:val="04A0"/>
+      </w:tblPr>
+      <w:tblGrid>
+        <w:gridCol w:w="2340"/>
+        <w:gridCol w:w="2340"/>
+        <w:gridCol w:w="2340"/>
+        <w:gridCol w:w="2340"/>
+      </w:tblGrid>
+      <w:tr>
+        <w:tc>
+          <w:tcPr>
+            <w:tcW w:type="dxa" w:w="2340"/>
+          </w:tcPr>
+          <w:p>
+            <w:r>
+              <w:rPr>
+                <w:b/>
+                <w:sz w:val="18"/>
+              </w:rPr>
+              <w:t>Part A calls it</w:t>
+            </w:r>
+          </w:p>
+        </w:tc>
+        <w:tc>
+          <w:tcPr>
+            <w:tcW w:type="dxa" w:w="2340"/>
+          </w:tcPr>
+          <w:p>
+            <w:r>
+              <w:rPr>
+                <w:b/>
+                <w:sz w:val="18"/>
+              </w:rPr>
+              <w:t>Real command tag</w:t>
+            </w:r>
+          </w:p>
+        </w:tc>
+        <w:tc>
+          <w:tcPr>
+            <w:tcW w:type="dxa" w:w="2340"/>
+          </w:tcPr>
+          <w:p>
+            <w:r>
+              <w:rPr>
+                <w:b/>
+                <w:sz w:val="18"/>
+              </w:rPr>
+              <w:t>Where the button is</w:t>
+            </w:r>
+          </w:p>
+        </w:tc>
+        <w:tc>
+          <w:tcPr>
+            <w:tcW w:type="dxa" w:w="2340"/>
+          </w:tcPr>
+          <w:p>
+            <w:r>
+              <w:rPr>
+                <w:b/>
+                <w:sz w:val="18"/>
+              </w:rPr>
+              <w:t>Button label</w:t>
+            </w:r>
+          </w:p>
+        </w:tc>
+      </w:tr>
+      <w:tr>
+        <w:tc>
+          <w:tcPr>
+            <w:tcW w:type="dxa" w:w="2340"/>
+          </w:tcPr>
+          <w:p>
+            <w:r>
+              <w:rPr>
+                <w:sz w:val="18"/>
+              </w:rPr>
+              <w:t>Project Setup Wizard</w:t>
+            </w:r>
+          </w:p>
+        </w:tc>
+        <w:tc>
+          <w:tcPr>
+            <w:tcW w:type="dxa" w:w="2340"/>
+          </w:tcPr>
+          <w:p>
+            <w:r>
+              <w:rPr>
+                <w:sz w:val="18"/>
+              </w:rPr>
+              <w:t>ProjectSetup</w:t>
+            </w:r>
+          </w:p>
+        </w:tc>
+        <w:tc>
+          <w:tcPr>
+            <w:tcW w:type="dxa" w:w="2340"/>
+          </w:tcPr>
+          <w:p>
+            <w:r>
+              <w:rPr>
+                <w:sz w:val="18"/>
+              </w:rPr>
+              <w:t>SETUP &gt; SETUP</w:t>
+            </w:r>
+          </w:p>
+        </w:tc>
+        <w:tc>
+          <w:tcPr>
+            <w:tcW w:type="dxa" w:w="2340"/>
+          </w:tcPr>
+          <w:p>
+            <w:r>
+              <w:rPr>
+                <w:sz w:val="18"/>
+              </w:rPr>
+              <w:t>Project Setup Wizard</w:t>
+            </w:r>
+          </w:p>
+        </w:tc>
+      </w:tr>
+      <w:tr>
+        <w:tc>
+          <w:tcPr>
+            <w:tcW w:type="dxa" w:w="2340"/>
+          </w:tcPr>
+          <w:p>
+            <w:r>
+              <w:rPr>
+                <w:sz w:val="18"/>
+              </w:rPr>
+              <w:t>Tag Family Creator</w:t>
+            </w:r>
+          </w:p>
+        </w:tc>
+        <w:tc>
+          <w:tcPr>
+            <w:tcW w:type="dxa" w:w="2340"/>
+          </w:tcPr>
+          <w:p>
+            <w:r>
+              <w:rPr>
+                <w:sz w:val="18"/>
+              </w:rPr>
+              <w:t>CreateTagFamilies</w:t>
+            </w:r>
+          </w:p>
+        </w:tc>
+        <w:tc>
+          <w:tcPr>
+            <w:tcW w:type="dxa" w:w="2340"/>
+          </w:tcPr>
+          <w:p>
+            <w:r>
+              <w:rPr>
+                <w:sz w:val="18"/>
+              </w:rPr>
+              <w:t>CREATE TAGS &gt; SETUP</w:t>
+            </w:r>
+          </w:p>
+        </w:tc>
+        <w:tc>
+          <w:tcPr>
+            <w:tcW w:type="dxa" w:w="2340"/>
+          </w:tcPr>
+          <w:p>
+            <w:r>
+              <w:rPr>
+                <w:sz w:val="18"/>
+              </w:rPr>
+              <w:t>Create Tag Fams</w:t>
+            </w:r>
+          </w:p>
+        </w:tc>
+      </w:tr>
+      <w:tr>
+        <w:tc>
+          <w:tcPr>
+            <w:tcW w:type="dxa" w:w="2340"/>
+          </w:tcPr>
+          <w:p>
+            <w:r>
+              <w:rPr>
+                <w:sz w:val="18"/>
+              </w:rPr>
+              <w:t>Family Parameter Processor</w:t>
+            </w:r>
+          </w:p>
+        </w:tc>
+        <w:tc>
+          <w:tcPr>
+            <w:tcW w:type="dxa" w:w="2340"/>
+          </w:tcPr>
+          <w:p>
+            <w:r>
+              <w:rPr>
+                <w:sz w:val="18"/>
+              </w:rPr>
+              <w:t>FamilyParamCreator</w:t>
+            </w:r>
+          </w:p>
+        </w:tc>
+        <w:tc>
+          <w:tcPr>
+            <w:tcW w:type="dxa" w:w="2340"/>
+          </w:tcPr>
+          <w:p>
+            <w:r>
+              <w:rPr>
+                <w:sz w:val="18"/>
+              </w:rPr>
+              <w:t>CREATE TAGS &gt; FAMILY &amp; DISPLAY</w:t>
+            </w:r>
+          </w:p>
+        </w:tc>
+        <w:tc>
+          <w:tcPr>
+            <w:tcW w:type="dxa" w:w="2340"/>
+          </w:tcPr>
+          <w:p>
+            <w:r>
+              <w:rPr>
+                <w:sz w:val="18"/>
+              </w:rPr>
+              <w:t>Inject Params</w:t>
+            </w:r>
+          </w:p>
+        </w:tc>
+      </w:tr>
+      <w:tr>
+        <w:tc>
+          <w:tcPr>
+            <w:tcW w:type="dxa" w:w="2340"/>
+          </w:tcPr>
+          <w:p>
+            <w:r>
+              <w:rPr>
+                <w:sz w:val="18"/>
+              </w:rPr>
+              <w:t>Batch Add Family Params</w:t>
+            </w:r>
+          </w:p>
+        </w:tc>
+        <w:tc>
+          <w:tcPr>
+            <w:tcW w:type="dxa" w:w="2340"/>
+          </w:tcPr>
+          <w:p>
+            <w:r>
+              <w:rPr>
+                <w:sz w:val="18"/>
+              </w:rPr>
+              <w:t>BatchAddFamilyParams</w:t>
+            </w:r>
+          </w:p>
+        </w:tc>
+        <w:tc>
+          <w:tcPr>
+            <w:tcW w:type="dxa" w:w="2340"/>
+          </w:tcPr>
+          <w:p>
+            <w:r>
+              <w:rPr>
+                <w:sz w:val="18"/>
+              </w:rPr>
+              <w:t>SETUP &gt; TEMPLATE MANAGER</w:t>
+            </w:r>
+          </w:p>
+        </w:tc>
+        <w:tc>
+          <w:tcPr>
+            <w:tcW w:type="dxa" w:w="2340"/>
+          </w:tcPr>
+          <w:p>
+            <w:r>
+              <w:rPr>
+                <w:sz w:val="18"/>
+              </w:rPr>
+              <w:t>FamParms</w:t>
+            </w:r>
+          </w:p>
+        </w:tc>
+      </w:tr>
+      <w:tr>
+        <w:tc>
+          <w:tcPr>
+            <w:tcW w:type="dxa" w:w="2340"/>
+          </w:tcPr>
+          <w:p>
+            <w:r>
+              <w:rPr>
+                <w:sz w:val="18"/>
+              </w:rPr>
+              <w:t>KUT KPI Dashboard</w:t>
+            </w:r>
+          </w:p>
+        </w:tc>
+        <w:tc>
+          <w:tcPr>
+            <w:tcW w:type="dxa" w:w="2340"/>
+          </w:tcPr>
+          <w:p>
+            <w:r>
+              <w:rPr>
+                <w:sz w:val="18"/>
+              </w:rPr>
+              <w:t>Owner_KpiDashboard</w:t>
+            </w:r>
+          </w:p>
+        </w:tc>
+        <w:tc>
+          <w:tcPr>
+            <w:tcW w:type="dxa" w:w="2340"/>
+          </w:tcPr>
+          <w:p>
+            <w:r>
+              <w:rPr>
+                <w:sz w:val="18"/>
+              </w:rPr>
+              <w:t>BIM &gt; OWNER KPI DASHBOARD</w:t>
+            </w:r>
+          </w:p>
+        </w:tc>
+        <w:tc>
+          <w:tcPr>
+            <w:tcW w:type="dxa" w:w="2340"/>
+          </w:tcPr>
+          <w:p>
+            <w:r>
+              <w:rPr>
+                <w:sz w:val="18"/>
+              </w:rPr>
+              <w:t>KPI Dashboard</w:t>
+            </w:r>
+          </w:p>
+        </w:tc>
+      </w:tr>
+      <w:tr>
+        <w:tc>
+          <w:tcPr>
+            <w:tcW w:type="dxa" w:w="2340"/>
+          </w:tcPr>
+          <w:p>
+            <w:r>
+              <w:rPr>
+                <w:sz w:val="18"/>
+              </w:rPr>
+              <w:t>COBie Export (2.4)</w:t>
+            </w:r>
+          </w:p>
+        </w:tc>
+        <w:tc>
+          <w:tcPr>
+            <w:tcW w:type="dxa" w:w="2340"/>
+          </w:tcPr>
+          <w:p>
+            <w:r>
+              <w:rPr>
+                <w:sz w:val="18"/>
+              </w:rPr>
+              <w:t>COBieExport</w:t>
+            </w:r>
+          </w:p>
+        </w:tc>
+        <w:tc>
+          <w:tcPr>
+            <w:tcW w:type="dxa" w:w="2340"/>
+          </w:tcPr>
+          <w:p>
+            <w:r>
+              <w:rPr>
+                <w:sz w:val="18"/>
+              </w:rPr>
+              <w:t>DOCS &gt; FM &amp; O&amp;M HANDOVER</w:t>
+            </w:r>
+          </w:p>
+        </w:tc>
+        <w:tc>
+          <w:tcPr>
+            <w:tcW w:type="dxa" w:w="2340"/>
+          </w:tcPr>
+          <w:p>
+            <w:r>
+              <w:rPr>
+                <w:sz w:val="18"/>
+              </w:rPr>
+              <w:t>COBie Export</w:t>
+            </w:r>
+          </w:p>
+        </w:tc>
+      </w:tr>
+      <w:tr>
+        <w:tc>
+          <w:tcPr>
+            <w:tcW w:type="dxa" w:w="2340"/>
+          </w:tcPr>
+          <w:p>
+            <w:r>
+              <w:rPr>
+                <w:sz w:val="18"/>
+              </w:rPr>
+              <w:t>(BEP generation)</w:t>
+            </w:r>
+          </w:p>
+        </w:tc>
+        <w:tc>
+          <w:tcPr>
+            <w:tcW w:type="dxa" w:w="2340"/>
+          </w:tcPr>
+          <w:p>
+            <w:r>
+              <w:rPr>
+                <w:sz w:val="18"/>
+              </w:rPr>
+              <w:t>CreateBEP</w:t>
+            </w:r>
+          </w:p>
+        </w:tc>
+        <w:tc>
+          <w:tcPr>
+            <w:tcW w:type="dxa" w:w="2340"/>
+          </w:tcPr>
+          <w:p>
+            <w:r>
+              <w:rPr>
+                <w:sz w:val="18"/>
+              </w:rPr>
+              <w:t>BIM tab</w:t>
+            </w:r>
+          </w:p>
+        </w:tc>
+        <w:tc>
+          <w:tcPr>
+            <w:tcW w:type="dxa" w:w="2340"/>
+          </w:tcPr>
+          <w:p>
+            <w:r>
+              <w:rPr>
+                <w:sz w:val="18"/>
+              </w:rPr>
+              <w:t>Create</w:t>
+            </w:r>
+          </w:p>
+        </w:tc>
+      </w:tr>
+    </w:tbl>
+    <w:p/>
+    <w:p>
+      <w:r>
+        <w:rPr>
+          <w:b w:val="0"/>
+          <w:i w:val="0"/>
+          <w:sz w:val="18"/>
+        </w:rPr>
+        <w:t>The KPI dashboard was renamed because nothing in its 471 lines was ever temple-specific - it now reads the project code from Project Information. The old KUT_KpiDashboard tag still resolves as an alias, so the Monthly Report preset keeps working.</w:t>
+      </w:r>
+    </w:p>
+    <w:p>
+      <w:r>
+        <w:rPr>
+          <w:b/>
+          <w:i w:val="0"/>
+        </w:rPr>
+        <w:t>3. The LOD ladder has six milestones now, not five.</w:t>
+      </w:r>
+    </w:p>
+    <w:tbl>
+      <w:tblPr>
+        <w:tblW w:type="auto" w:w="0"/>
+        <w:tblLook w:firstColumn="1" w:firstRow="1" w:lastColumn="0" w:lastRow="0" w:noHBand="0" w:noVBand="1" w:val="04A0"/>
+      </w:tblPr>
+      <w:tblGrid>
+        <w:gridCol w:w="3120"/>
+        <w:gridCol w:w="3120"/>
+        <w:gridCol w:w="3120"/>
+      </w:tblGrid>
+      <w:tr>
+        <w:tc>
+          <w:tcPr>
+            <w:tcW w:type="dxa" w:w="3120"/>
+          </w:tcPr>
+          <w:p>
+            <w:r>
+              <w:rPr>
+                <w:b/>
+                <w:sz w:val="18"/>
+              </w:rPr>
+              <w:t>Milestone id (pick this at the prompt)</w:t>
+            </w:r>
+          </w:p>
+        </w:tc>
+        <w:tc>
+          <w:tcPr>
+            <w:tcW w:type="dxa" w:w="3120"/>
+          </w:tcPr>
+          <w:p>
+            <w:r>
+              <w:rPr>
+                <w:b/>
+                <w:sz w:val="18"/>
+              </w:rPr>
+              <w:t>LOD</w:t>
+            </w:r>
+          </w:p>
+        </w:tc>
+        <w:tc>
+          <w:tcPr>
+            <w:tcW w:type="dxa" w:w="3120"/>
+          </w:tcPr>
+          <w:p>
+            <w:r>
+              <w:rPr>
+                <w:b/>
+                <w:sz w:val="18"/>
+              </w:rPr>
+              <w:t>Stage</w:t>
+            </w:r>
+          </w:p>
+        </w:tc>
+      </w:tr>
+      <w:tr>
+        <w:tc>
+          <w:tcPr>
+            <w:tcW w:type="dxa" w:w="3120"/>
+          </w:tcPr>
+          <w:p>
+            <w:r>
+              <w:rPr>
+                <w:sz w:val="18"/>
+              </w:rPr>
+              <w:t>deliverable-a</w:t>
+            </w:r>
+          </w:p>
+        </w:tc>
+        <w:tc>
+          <w:tcPr>
+            <w:tcW w:type="dxa" w:w="3120"/>
+          </w:tcPr>
+          <w:p>
+            <w:r>
+              <w:rPr>
+                <w:sz w:val="18"/>
+              </w:rPr>
+              <w:t>200</w:t>
+            </w:r>
+          </w:p>
+        </w:tc>
+        <w:tc>
+          <w:tcPr>
+            <w:tcW w:type="dxa" w:w="3120"/>
+          </w:tcPr>
+          <w:p>
+            <w:r>
+              <w:rPr>
+                <w:sz w:val="18"/>
+              </w:rPr>
+              <w:t>2.1 Basis of Design</w:t>
+            </w:r>
+          </w:p>
+        </w:tc>
+      </w:tr>
+      <w:tr>
+        <w:tc>
+          <w:tcPr>
+            <w:tcW w:type="dxa" w:w="3120"/>
+          </w:tcPr>
+          <w:p>
+            <w:r>
+              <w:rPr>
+                <w:sz w:val="18"/>
+              </w:rPr>
+              <w:t>deliverable-b</w:t>
+            </w:r>
+          </w:p>
+        </w:tc>
+        <w:tc>
+          <w:tcPr>
+            <w:tcW w:type="dxa" w:w="3120"/>
+          </w:tcPr>
+          <w:p>
+            <w:r>
+              <w:rPr>
+                <w:sz w:val="18"/>
+              </w:rPr>
+              <w:t>300</w:t>
+            </w:r>
+          </w:p>
+        </w:tc>
+        <w:tc>
+          <w:tcPr>
+            <w:tcW w:type="dxa" w:w="3120"/>
+          </w:tcPr>
+          <w:p>
+            <w:r>
+              <w:rPr>
+                <w:sz w:val="18"/>
+              </w:rPr>
+              <w:t>2.2 Developed Design (50%)</w:t>
+            </w:r>
+          </w:p>
+        </w:tc>
+      </w:tr>
+      <w:tr>
+        <w:tc>
+          <w:tcPr>
+            <w:tcW w:type="dxa" w:w="3120"/>
+          </w:tcPr>
+          <w:p>
+            <w:r>
+              <w:rPr>
+                <w:sz w:val="18"/>
+              </w:rPr>
+              <w:t>deliverable-c</w:t>
+            </w:r>
+          </w:p>
+        </w:tc>
+        <w:tc>
+          <w:tcPr>
+            <w:tcW w:type="dxa" w:w="3120"/>
+          </w:tcPr>
+          <w:p>
+            <w:r>
+              <w:rPr>
+                <w:sz w:val="18"/>
+              </w:rPr>
+              <w:t>350</w:t>
+            </w:r>
+          </w:p>
+        </w:tc>
+        <w:tc>
+          <w:tcPr>
+            <w:tcW w:type="dxa" w:w="3120"/>
+          </w:tcPr>
+          <w:p>
+            <w:r>
+              <w:rPr>
+                <w:sz w:val="18"/>
+              </w:rPr>
+              <w:t>2.3 Technical Design (100%)</w:t>
+            </w:r>
+          </w:p>
+        </w:tc>
+      </w:tr>
+      <w:tr>
+        <w:tc>
+          <w:tcPr>
+            <w:tcW w:type="dxa" w:w="3120"/>
+          </w:tcPr>
+          <w:p>
+            <w:r>
+              <w:rPr>
+                <w:sz w:val="18"/>
+              </w:rPr>
+              <w:t>conformed-set</w:t>
+            </w:r>
+          </w:p>
+        </w:tc>
+        <w:tc>
+          <w:tcPr>
+            <w:tcW w:type="dxa" w:w="3120"/>
+          </w:tcPr>
+          <w:p>
+            <w:r>
+              <w:rPr>
+                <w:sz w:val="18"/>
+              </w:rPr>
+              <w:t>350</w:t>
+            </w:r>
+          </w:p>
+        </w:tc>
+        <w:tc>
+          <w:tcPr>
+            <w:tcW w:type="dxa" w:w="3120"/>
+          </w:tcPr>
+          <w:p>
+            <w:r>
+              <w:rPr>
+                <w:sz w:val="18"/>
+              </w:rPr>
+              <w:t>2.5 Conformed set</w:t>
+            </w:r>
+          </w:p>
+        </w:tc>
+      </w:tr>
+      <w:tr>
+        <w:tc>
+          <w:tcPr>
+            <w:tcW w:type="dxa" w:w="3120"/>
+          </w:tcPr>
+          <w:p>
+            <w:r>
+              <w:rPr>
+                <w:sz w:val="18"/>
+              </w:rPr>
+              <w:t>construction</w:t>
+            </w:r>
+          </w:p>
+        </w:tc>
+        <w:tc>
+          <w:tcPr>
+            <w:tcW w:type="dxa" w:w="3120"/>
+          </w:tcPr>
+          <w:p>
+            <w:r>
+              <w:rPr>
+                <w:sz w:val="18"/>
+              </w:rPr>
+              <w:t>400</w:t>
+            </w:r>
+          </w:p>
+        </w:tc>
+        <w:tc>
+          <w:tcPr>
+            <w:tcW w:type="dxa" w:w="3120"/>
+          </w:tcPr>
+          <w:p>
+            <w:r>
+              <w:rPr>
+                <w:sz w:val="18"/>
+              </w:rPr>
+              <w:t>3.1 Construction  &lt;- new, inserted</w:t>
+            </w:r>
+          </w:p>
+        </w:tc>
+      </w:tr>
+      <w:tr>
+        <w:tc>
+          <w:tcPr>
+            <w:tcW w:type="dxa" w:w="3120"/>
+          </w:tcPr>
+          <w:p>
+            <w:r>
+              <w:rPr>
+                <w:sz w:val="18"/>
+              </w:rPr>
+              <w:t>deliverable-d</w:t>
+            </w:r>
+          </w:p>
+        </w:tc>
+        <w:tc>
+          <w:tcPr>
+            <w:tcW w:type="dxa" w:w="3120"/>
+          </w:tcPr>
+          <w:p>
+            <w:r>
+              <w:rPr>
+                <w:sz w:val="18"/>
+              </w:rPr>
+              <w:t>500</w:t>
+            </w:r>
+          </w:p>
+        </w:tc>
+        <w:tc>
+          <w:tcPr>
+            <w:tcW w:type="dxa" w:w="3120"/>
+          </w:tcPr>
+          <w:p>
+            <w:r>
+              <w:rPr>
+                <w:sz w:val="18"/>
+              </w:rPr>
+              <w:t>3.3 Close-out  &lt;- moved up from 400</w:t>
+            </w:r>
+          </w:p>
+        </w:tc>
+      </w:tr>
+    </w:tbl>
+    <w:p/>
+    <w:p>
+      <w:r>
+        <w:rPr>
+          <w:b w:val="0"/>
+          <w:i w:val="0"/>
+        </w:rPr>
+        <w:t>Two consequences for you. Deliverable D is now verified as-built at LOD 500, which means serial numbers and installation dates on serviceable plant - start collecting that at 3.1, not at M44. And Plumbing Fixtures now require a maintenance-type value at LOD 400, which they did not before; the construction-stage gate is the first live test of it.</w:t>
+      </w:r>
+    </w:p>
+    <w:p>
+      <w:r>
+        <w:rPr>
+          <w:b/>
+          <w:i w:val="0"/>
+        </w:rPr>
+        <w:t>4. The workflow presets have changed.</w:t>
+      </w:r>
+    </w:p>
+    <w:tbl>
+      <w:tblPr>
+        <w:tblW w:type="auto" w:w="0"/>
+        <w:tblLook w:firstColumn="1" w:firstRow="1" w:lastColumn="0" w:lastRow="0" w:noHBand="0" w:noVBand="1" w:val="04A0"/>
+      </w:tblPr>
+      <w:tblGrid>
+        <w:gridCol w:w="4680"/>
+        <w:gridCol w:w="4680"/>
+      </w:tblGrid>
+      <w:tr>
+        <w:tc>
+          <w:tcPr>
+            <w:tcW w:type="dxa" w:w="4680"/>
+          </w:tcPr>
+          <w:p>
+            <w:r>
+              <w:rPr>
+                <w:b/>
+                <w:sz w:val="18"/>
+              </w:rPr>
+              <w:t>Preset</w:t>
+            </w:r>
+          </w:p>
+        </w:tc>
+        <w:tc>
+          <w:tcPr>
+            <w:tcW w:type="dxa" w:w="4680"/>
+          </w:tcPr>
+          <w:p>
+            <w:r>
+              <w:rPr>
+                <w:b/>
+                <w:sz w:val="18"/>
+              </w:rPr>
+              <w:t>What it is for</w:t>
+            </w:r>
+          </w:p>
+        </w:tc>
+      </w:tr>
+      <w:tr>
+        <w:tc>
+          <w:tcPr>
+            <w:tcW w:type="dxa" w:w="4680"/>
+          </w:tcPr>
+          <w:p>
+            <w:r>
+              <w:rPr>
+                <w:sz w:val="18"/>
+              </w:rPr>
+              <w:t>WORKFLOW_KUT_Mobilisation.json</w:t>
+            </w:r>
+          </w:p>
+        </w:tc>
+        <w:tc>
+          <w:tcPr>
+            <w:tcW w:type="dxa" w:w="4680"/>
+          </w:tcPr>
+          <w:p>
+            <w:r>
+              <w:rPr>
+                <w:sz w:val="18"/>
+              </w:rPr>
+              <w:t>One-pass environment setup - run once at kick-off</w:t>
+            </w:r>
+          </w:p>
+        </w:tc>
+      </w:tr>
+      <w:tr>
+        <w:tc>
+          <w:tcPr>
+            <w:tcW w:type="dxa" w:w="4680"/>
+          </w:tcPr>
+          <w:p>
+            <w:r>
+              <w:rPr>
+                <w:sz w:val="18"/>
+              </w:rPr>
+              <w:t>WORKFLOW_KUT_CoordinationCycle.json</w:t>
+            </w:r>
+          </w:p>
+        </w:tc>
+        <w:tc>
+          <w:tcPr>
+            <w:tcW w:type="dxa" w:w="4680"/>
+          </w:tcPr>
+          <w:p>
+            <w:r>
+              <w:rPr>
+                <w:sz w:val="18"/>
+              </w:rPr>
+              <w:t>The fortnightly federate - clash - BCF - health cycle</w:t>
+            </w:r>
+          </w:p>
+        </w:tc>
+      </w:tr>
+      <w:tr>
+        <w:tc>
+          <w:tcPr>
+            <w:tcW w:type="dxa" w:w="4680"/>
+          </w:tcPr>
+          <w:p>
+            <w:r>
+              <w:rPr>
+                <w:sz w:val="18"/>
+              </w:rPr>
+              <w:t>WORKFLOW_KUT_GateAudit.json</w:t>
+            </w:r>
+          </w:p>
+        </w:tc>
+        <w:tc>
+          <w:tcPr>
+            <w:tcW w:type="dxa" w:w="4680"/>
+          </w:tcPr>
+          <w:p>
+            <w:r>
+              <w:rPr>
+                <w:sz w:val="18"/>
+              </w:rPr>
+              <w:t>READ-ONLY pre-gate check - tells you what the gate would say, changes nothing</w:t>
+            </w:r>
+          </w:p>
+        </w:tc>
+      </w:tr>
+      <w:tr>
+        <w:tc>
+          <w:tcPr>
+            <w:tcW w:type="dxa" w:w="4680"/>
+          </w:tcPr>
+          <w:p>
+            <w:r>
+              <w:rPr>
+                <w:sz w:val="18"/>
+              </w:rPr>
+              <w:t>WORKFLOW_KUT_DeliverableA / B / C.json</w:t>
+            </w:r>
+          </w:p>
+        </w:tc>
+        <w:tc>
+          <w:tcPr>
+            <w:tcW w:type="dxa" w:w="4680"/>
+          </w:tcPr>
+          <w:p>
+            <w:r>
+              <w:rPr>
+                <w:sz w:val="18"/>
+              </w:rPr>
+              <w:t>Run the actual gate and write its artefacts</w:t>
+            </w:r>
+          </w:p>
+        </w:tc>
+      </w:tr>
+      <w:tr>
+        <w:tc>
+          <w:tcPr>
+            <w:tcW w:type="dxa" w:w="4680"/>
+          </w:tcPr>
+          <w:p>
+            <w:r>
+              <w:rPr>
+                <w:sz w:val="18"/>
+              </w:rPr>
+              <w:t>WORKFLOW_KUT_DeliverableD.json</w:t>
+            </w:r>
+          </w:p>
+        </w:tc>
+        <w:tc>
+          <w:tcPr>
+            <w:tcW w:type="dxa" w:w="4680"/>
+          </w:tcPr>
+          <w:p>
+            <w:r>
+              <w:rPr>
+                <w:sz w:val="18"/>
+              </w:rPr>
+              <w:t>Record-model close-out verification</w:t>
+            </w:r>
+          </w:p>
+        </w:tc>
+      </w:tr>
+      <w:tr>
+        <w:tc>
+          <w:tcPr>
+            <w:tcW w:type="dxa" w:w="4680"/>
+          </w:tcPr>
+          <w:p>
+            <w:r>
+              <w:rPr>
+                <w:sz w:val="18"/>
+              </w:rPr>
+              <w:t>WORKFLOW_KUT_MonthlyReport.json</w:t>
+            </w:r>
+          </w:p>
+        </w:tc>
+        <w:tc>
+          <w:tcPr>
+            <w:tcW w:type="dxa" w:w="4680"/>
+          </w:tcPr>
+          <w:p>
+            <w:r>
+              <w:rPr>
+                <w:sz w:val="18"/>
+              </w:rPr>
+              <w:t>The monthly KPI chain</w:t>
+            </w:r>
+          </w:p>
+        </w:tc>
+      </w:tr>
+      <w:tr>
+        <w:tc>
+          <w:tcPr>
+            <w:tcW w:type="dxa" w:w="4680"/>
+          </w:tcPr>
+          <w:p>
+            <w:r>
+              <w:rPr>
+                <w:sz w:val="18"/>
+              </w:rPr>
+              <w:t>WORKFLOW_KUT_FFESync.json</w:t>
+            </w:r>
+          </w:p>
+        </w:tc>
+        <w:tc>
+          <w:tcPr>
+            <w:tcW w:type="dxa" w:w="4680"/>
+          </w:tcPr>
+          <w:p>
+            <w:r>
+              <w:rPr>
+                <w:sz w:val="18"/>
+              </w:rPr>
+              <w:t>Fohlio export - import - currency audit</w:t>
+            </w:r>
+          </w:p>
+        </w:tc>
+      </w:tr>
+    </w:tbl>
+    <w:p/>
+    <w:p>
+      <w:r>
+        <w:rPr>
+          <w:b w:val="0"/>
+          <w:i w:val="0"/>
+        </w:rPr>
+        <w:t>The old WORKFLOW_GateAudit.json was deleted: it contained two commands that write to the model, which is wrong for a pre-gate check. KUT Gate Audit is read-only by construction - every step in it is declared ReadOnly and CI proves it. You can run it on a live model at any time without consequence. That is the one to reach for when someone asks "would we pass today?"</w:t>
+      </w:r>
+    </w:p>
+    <w:p>
+      <w:r>
+        <w:rPr>
+          <w:b/>
+          <w:i w:val="0"/>
+        </w:rPr>
+        <w:t>5. A numbering conflict you must resolve in Week 1.</w:t>
+      </w:r>
+    </w:p>
+    <w:p>
+      <w:r>
+        <w:rPr>
+          <w:b w:val="0"/>
+          <w:i w:val="0"/>
+        </w:rPr>
+        <w:t>The sheet-number rule enforces exactly three characters for the originator code. Planscape's default code is the four-character PLNS, and the clean playbook uses PLNS in its worked example. So KUT-PLNS-01-GF-M3-A-0001 fails the check today, and KUT-PLN-... passes. Either issue three-character codes to every organisation, or widen the rule to three-to-six characters, which is closer to normal ISO 19650 practice. Settle it before anyone numbers anything - renumbering after Deliverable A is expensive and visible to the client.</w:t>
+      </w:r>
+    </w:p>
+    <w:p>
+      <w:r>
+        <w:br w:type="page"/>
+      </w:r>
+    </w:p>
+    <w:p>
+      <w:pPr>
+        <w:pStyle w:val="Heading2"/>
+      </w:pPr>
+      <w:r>
+        <w:t>PART J - Mobilisation, week by week</w:t>
+      </w:r>
+    </w:p>
+    <w:p>
+      <w:r>
+        <w:rPr>
+          <w:b w:val="0"/>
+          <w:i/>
+        </w:rPr>
+        <w:t>Mobilisation starts Monday 25 August 2026. The order matters: each block depends on the one before it, and the two decisions in Week 1 gate everything downstream.</w:t>
+      </w:r>
+    </w:p>
+    <w:p>
+      <w:r>
+        <w:rPr>
+          <w:b/>
+          <w:i w:val="0"/>
+        </w:rPr>
+        <w:t>Week 1 (w/c Mon 25 Aug) - decisions and foundations</w:t>
+      </w:r>
+    </w:p>
+    <w:tbl>
+      <w:tblPr>
+        <w:tblW w:type="auto" w:w="0"/>
+        <w:tblLook w:firstColumn="1" w:firstRow="1" w:lastColumn="0" w:lastRow="0" w:noHBand="0" w:noVBand="1" w:val="04A0"/>
+      </w:tblPr>
+      <w:tblGrid>
+        <w:gridCol w:w="3120"/>
+        <w:gridCol w:w="3120"/>
+        <w:gridCol w:w="3120"/>
+      </w:tblGrid>
+      <w:tr>
+        <w:tc>
+          <w:tcPr>
+            <w:tcW w:type="dxa" w:w="3120"/>
+          </w:tcPr>
+          <w:p>
+            <w:r>
+              <w:rPr>
+                <w:b/>
+                <w:sz w:val="18"/>
+              </w:rPr>
+              <w:t>Day</w:t>
+            </w:r>
+          </w:p>
+        </w:tc>
+        <w:tc>
+          <w:tcPr>
+            <w:tcW w:type="dxa" w:w="3120"/>
+          </w:tcPr>
+          <w:p>
+            <w:r>
+              <w:rPr>
+                <w:b/>
+                <w:sz w:val="18"/>
+              </w:rPr>
+              <w:t>What you do</w:t>
+            </w:r>
+          </w:p>
+        </w:tc>
+        <w:tc>
+          <w:tcPr>
+            <w:tcW w:type="dxa" w:w="3120"/>
+          </w:tcPr>
+          <w:p>
+            <w:r>
+              <w:rPr>
+                <w:b/>
+                <w:sz w:val="18"/>
+              </w:rPr>
+              <w:t>Output</w:t>
+            </w:r>
+          </w:p>
+        </w:tc>
+      </w:tr>
+      <w:tr>
+        <w:tc>
+          <w:tcPr>
+            <w:tcW w:type="dxa" w:w="3120"/>
+          </w:tcPr>
+          <w:p>
+            <w:r>
+              <w:rPr>
+                <w:sz w:val="18"/>
+              </w:rPr>
+              <w:t>Mon</w:t>
+            </w:r>
+          </w:p>
+        </w:tc>
+        <w:tc>
+          <w:tcPr>
+            <w:tcW w:type="dxa" w:w="3120"/>
+          </w:tcPr>
+          <w:p>
+            <w:r>
+              <w:rPr>
+                <w:sz w:val="18"/>
+              </w:rPr>
+              <w:t>Confirm CDE provisioning and permissions. Request the Owner's BIM standards and their originator-code register in writing. Send the TIDP request to every consultant, return date Friday of week 2.</w:t>
+            </w:r>
+          </w:p>
+        </w:tc>
+        <w:tc>
+          <w:tcPr>
+            <w:tcW w:type="dxa" w:w="3120"/>
+          </w:tcPr>
+          <w:p>
+            <w:r>
+              <w:rPr>
+                <w:sz w:val="18"/>
+              </w:rPr>
+              <w:t>CDE live; two written requests out</w:t>
+            </w:r>
+          </w:p>
+        </w:tc>
+      </w:tr>
+      <w:tr>
+        <w:tc>
+          <w:tcPr>
+            <w:tcW w:type="dxa" w:w="3120"/>
+          </w:tcPr>
+          <w:p>
+            <w:r>
+              <w:rPr>
+                <w:sz w:val="18"/>
+              </w:rPr>
+              <w:t>Tue</w:t>
+            </w:r>
+          </w:p>
+        </w:tc>
+        <w:tc>
+          <w:tcPr>
+            <w:tcW w:type="dxa" w:w="3120"/>
+          </w:tcPr>
+          <w:p>
+            <w:r>
+              <w:rPr>
+                <w:sz w:val="18"/>
+              </w:rPr>
+              <w:t>Settle the two blocking decisions: originator-code length (Part I item 5) and the volume/workset convention - per-volume worksets, or one model per volume. Write both into the BEP draft.</w:t>
+            </w:r>
+          </w:p>
+        </w:tc>
+        <w:tc>
+          <w:tcPr>
+            <w:tcW w:type="dxa" w:w="3120"/>
+          </w:tcPr>
+          <w:p>
+            <w:r>
+              <w:rPr>
+                <w:sz w:val="18"/>
+              </w:rPr>
+              <w:t>Decisions recorded</w:t>
+            </w:r>
+          </w:p>
+        </w:tc>
+      </w:tr>
+      <w:tr>
+        <w:tc>
+          <w:tcPr>
+            <w:tcW w:type="dxa" w:w="3120"/>
+          </w:tcPr>
+          <w:p>
+            <w:r>
+              <w:rPr>
+                <w:sz w:val="18"/>
+              </w:rPr>
+              <w:t>Wed</w:t>
+            </w:r>
+          </w:p>
+        </w:tc>
+        <w:tc>
+          <w:tcPr>
+            <w:tcW w:type="dxa" w:w="3120"/>
+          </w:tcPr>
+          <w:p>
+            <w:r>
+              <w:rPr>
+                <w:sz w:val="18"/>
+              </w:rPr>
+              <w:t>Stand up the Revit project: Project Setup Wizard. Fix and lock the shared coordinate system, true north, levels, grids, worksets, phases. This is the one thing that can never be changed later - get it right and get it witnessed.</w:t>
+            </w:r>
+          </w:p>
+        </w:tc>
+        <w:tc>
+          <w:tcPr>
+            <w:tcW w:type="dxa" w:w="3120"/>
+          </w:tcPr>
+          <w:p>
+            <w:r>
+              <w:rPr>
+                <w:sz w:val="18"/>
+              </w:rPr>
+              <w:t>Project template v0.1</w:t>
+            </w:r>
+          </w:p>
+        </w:tc>
+      </w:tr>
+      <w:tr>
+        <w:tc>
+          <w:tcPr>
+            <w:tcW w:type="dxa" w:w="3120"/>
+          </w:tcPr>
+          <w:p>
+            <w:r>
+              <w:rPr>
+                <w:sz w:val="18"/>
+              </w:rPr>
+              <w:t>Thu</w:t>
+            </w:r>
+          </w:p>
+        </w:tc>
+        <w:tc>
+          <w:tcPr>
+            <w:tcW w:type="dxa" w:w="3120"/>
+          </w:tcPr>
+          <w:p>
+            <w:r>
+              <w:rPr>
+                <w:sz w:val="18"/>
+              </w:rPr>
+              <w:t>Bind the data schema: Params, then Load Params, two passes. Verify the eight tag parameters and the KUT parameters bind. Expect roughly 3,018 bound and 374 skipped on a clean project - the 374 is correct, not a fault.</w:t>
+            </w:r>
+          </w:p>
+        </w:tc>
+        <w:tc>
+          <w:tcPr>
+            <w:tcW w:type="dxa" w:w="3120"/>
+          </w:tcPr>
+          <w:p>
+            <w:r>
+              <w:rPr>
+                <w:sz w:val="18"/>
+              </w:rPr>
+              <w:t>Schema bound</w:t>
+            </w:r>
+          </w:p>
+        </w:tc>
+      </w:tr>
+      <w:tr>
+        <w:tc>
+          <w:tcPr>
+            <w:tcW w:type="dxa" w:w="3120"/>
+          </w:tcPr>
+          <w:p>
+            <w:r>
+              <w:rPr>
+                <w:sz w:val="18"/>
+              </w:rPr>
+              <w:t>Fri</w:t>
+            </w:r>
+          </w:p>
+        </w:tc>
+        <w:tc>
+          <w:tcPr>
+            <w:tcW w:type="dxa" w:w="3120"/>
+          </w:tcPr>
+          <w:p>
+            <w:r>
+              <w:rPr>
+                <w:sz w:val="18"/>
+              </w:rPr>
+              <w:t>Drop the _BIM_COORD overlay into the project folder - the whole folder, all seven files, not a subset. Run Scheme Inspect and confirm the KUT scheme reads enabled and valid.</w:t>
+            </w:r>
+          </w:p>
+        </w:tc>
+        <w:tc>
+          <w:tcPr>
+            <w:tcW w:type="dxa" w:w="3120"/>
+          </w:tcPr>
+          <w:p>
+            <w:r>
+              <w:rPr>
+                <w:sz w:val="18"/>
+              </w:rPr>
+              <w:t>Standards live</w:t>
+            </w:r>
+          </w:p>
+        </w:tc>
+      </w:tr>
+    </w:tbl>
+    <w:p/>
+    <w:p>
+      <w:r>
+        <w:rPr>
+          <w:b/>
+          <w:i w:val="0"/>
+        </w:rPr>
+        <w:t>Week 2 (w/c Mon 1 Sep) - the team's kit</w:t>
+      </w:r>
+    </w:p>
+    <w:tbl>
+      <w:tblPr>
+        <w:tblW w:type="auto" w:w="0"/>
+        <w:tblLook w:firstColumn="1" w:firstRow="1" w:lastColumn="0" w:lastRow="0" w:noHBand="0" w:noVBand="1" w:val="04A0"/>
+      </w:tblPr>
+      <w:tblGrid>
+        <w:gridCol w:w="3120"/>
+        <w:gridCol w:w="3120"/>
+        <w:gridCol w:w="3120"/>
+      </w:tblGrid>
+      <w:tr>
+        <w:tc>
+          <w:tcPr>
+            <w:tcW w:type="dxa" w:w="3120"/>
+          </w:tcPr>
+          <w:p>
+            <w:r>
+              <w:rPr>
+                <w:b/>
+                <w:sz w:val="18"/>
+              </w:rPr>
+              <w:t>Day</w:t>
+            </w:r>
+          </w:p>
+        </w:tc>
+        <w:tc>
+          <w:tcPr>
+            <w:tcW w:type="dxa" w:w="3120"/>
+          </w:tcPr>
+          <w:p>
+            <w:r>
+              <w:rPr>
+                <w:b/>
+                <w:sz w:val="18"/>
+              </w:rPr>
+              <w:t>What you do</w:t>
+            </w:r>
+          </w:p>
+        </w:tc>
+        <w:tc>
+          <w:tcPr>
+            <w:tcW w:type="dxa" w:w="3120"/>
+          </w:tcPr>
+          <w:p>
+            <w:r>
+              <w:rPr>
+                <w:b/>
+                <w:sz w:val="18"/>
+              </w:rPr>
+              <w:t>Output</w:t>
+            </w:r>
+          </w:p>
+        </w:tc>
+      </w:tr>
+      <w:tr>
+        <w:tc>
+          <w:tcPr>
+            <w:tcW w:type="dxa" w:w="3120"/>
+          </w:tcPr>
+          <w:p>
+            <w:r>
+              <w:rPr>
+                <w:sz w:val="18"/>
+              </w:rPr>
+              <w:t>Mon</w:t>
+            </w:r>
+          </w:p>
+        </w:tc>
+        <w:tc>
+          <w:tcPr>
+            <w:tcW w:type="dxa" w:w="3120"/>
+          </w:tcPr>
+          <w:p>
+            <w:r>
+              <w:rPr>
+                <w:sz w:val="18"/>
+              </w:rPr>
+              <w:t>Tag families: Create Tag Fams, then Cfg Labels, then Audit. Prove one tag family end to end in Revit before generating the rest.</w:t>
+            </w:r>
+          </w:p>
+        </w:tc>
+        <w:tc>
+          <w:tcPr>
+            <w:tcW w:type="dxa" w:w="3120"/>
+          </w:tcPr>
+          <w:p>
+            <w:r>
+              <w:rPr>
+                <w:sz w:val="18"/>
+              </w:rPr>
+              <w:t>Tag families</w:t>
+            </w:r>
+          </w:p>
+        </w:tc>
+      </w:tr>
+      <w:tr>
+        <w:tc>
+          <w:tcPr>
+            <w:tcW w:type="dxa" w:w="3120"/>
+          </w:tcPr>
+          <w:p>
+            <w:r>
+              <w:rPr>
+                <w:sz w:val="18"/>
+              </w:rPr>
+              <w:t>Tue</w:t>
+            </w:r>
+          </w:p>
+        </w:tc>
+        <w:tc>
+          <w:tcPr>
+            <w:tcW w:type="dxa" w:w="3120"/>
+          </w:tcPr>
+          <w:p>
+            <w:r>
+              <w:rPr>
+                <w:sz w:val="18"/>
+              </w:rPr>
+              <w:t>Content: Inject Params across the family library; Conformance on anything from outside. Build Seeds on a scratch project if you need seed content.</w:t>
+            </w:r>
+          </w:p>
+        </w:tc>
+        <w:tc>
+          <w:tcPr>
+            <w:tcW w:type="dxa" w:w="3120"/>
+          </w:tcPr>
+          <w:p>
+            <w:r>
+              <w:rPr>
+                <w:sz w:val="18"/>
+              </w:rPr>
+              <w:t>Family library</w:t>
+            </w:r>
+          </w:p>
+        </w:tc>
+      </w:tr>
+      <w:tr>
+        <w:tc>
+          <w:tcPr>
+            <w:tcW w:type="dxa" w:w="3120"/>
+          </w:tcPr>
+          <w:p>
+            <w:r>
+              <w:rPr>
+                <w:sz w:val="18"/>
+              </w:rPr>
+              <w:t>Wed</w:t>
+            </w:r>
+          </w:p>
+        </w:tc>
+        <w:tc>
+          <w:tcPr>
+            <w:tcW w:type="dxa" w:w="3120"/>
+          </w:tcPr>
+          <w:p>
+            <w:r>
+              <w:rPr>
+                <w:sz w:val="18"/>
+              </w:rPr>
+              <w:t>Title blocks: DOCS - TITLE BLOCK - Build All. Check the parameter-bound cells fill themselves from Project Information rather than being typed.</w:t>
+            </w:r>
+          </w:p>
+        </w:tc>
+        <w:tc>
+          <w:tcPr>
+            <w:tcW w:type="dxa" w:w="3120"/>
+          </w:tcPr>
+          <w:p>
+            <w:r>
+              <w:rPr>
+                <w:sz w:val="18"/>
+              </w:rPr>
+              <w:t>A1 / A3 title blocks</w:t>
+            </w:r>
+          </w:p>
+        </w:tc>
+      </w:tr>
+      <w:tr>
+        <w:tc>
+          <w:tcPr>
+            <w:tcW w:type="dxa" w:w="3120"/>
+          </w:tcPr>
+          <w:p>
+            <w:r>
+              <w:rPr>
+                <w:sz w:val="18"/>
+              </w:rPr>
+              <w:t>Thu</w:t>
+            </w:r>
+          </w:p>
+        </w:tc>
+        <w:tc>
+          <w:tcPr>
+            <w:tcW w:type="dxa" w:w="3120"/>
+          </w:tcPr>
+          <w:p>
+            <w:r>
+              <w:rPr>
+                <w:sz w:val="18"/>
+              </w:rPr>
+              <w:t>Sheets and schedules: Drawing Types, and Batch MEP for the schedule set.</w:t>
+            </w:r>
+          </w:p>
+        </w:tc>
+        <w:tc>
+          <w:tcPr>
+            <w:tcW w:type="dxa" w:w="3120"/>
+          </w:tcPr>
+          <w:p>
+            <w:r>
+              <w:rPr>
+                <w:sz w:val="18"/>
+              </w:rPr>
+              <w:t>Production standards</w:t>
+            </w:r>
+          </w:p>
+        </w:tc>
+      </w:tr>
+      <w:tr>
+        <w:tc>
+          <w:tcPr>
+            <w:tcW w:type="dxa" w:w="3120"/>
+          </w:tcPr>
+          <w:p>
+            <w:r>
+              <w:rPr>
+                <w:sz w:val="18"/>
+              </w:rPr>
+              <w:t>Fri</w:t>
+            </w:r>
+          </w:p>
+        </w:tc>
+        <w:tc>
+          <w:tcPr>
+            <w:tcW w:type="dxa" w:w="3120"/>
+          </w:tcPr>
+          <w:p>
+            <w:r>
+              <w:rPr>
+                <w:sz w:val="18"/>
+              </w:rPr>
+              <w:t>TIDPs due back. Aggregate into the MIDP baseline. Chase anyone who has not returned one - today, not next week.</w:t>
+            </w:r>
+          </w:p>
+        </w:tc>
+        <w:tc>
+          <w:tcPr>
+            <w:tcW w:type="dxa" w:w="3120"/>
+          </w:tcPr>
+          <w:p>
+            <w:r>
+              <w:rPr>
+                <w:sz w:val="18"/>
+              </w:rPr>
+              <w:t>MIDP baseline</w:t>
+            </w:r>
+          </w:p>
+        </w:tc>
+      </w:tr>
+    </w:tbl>
+    <w:p/>
+    <w:p>
+      <w:r>
+        <w:rPr>
+          <w:b/>
+          <w:i w:val="0"/>
+        </w:rPr>
+        <w:t>Week 3 (w/c Mon 8 Sep) - prove it, then hand it over</w:t>
+      </w:r>
+    </w:p>
+    <w:tbl>
+      <w:tblPr>
+        <w:tblW w:type="auto" w:w="0"/>
+        <w:tblLook w:firstColumn="1" w:firstRow="1" w:lastColumn="0" w:lastRow="0" w:noHBand="0" w:noVBand="1" w:val="04A0"/>
+      </w:tblPr>
+      <w:tblGrid>
+        <w:gridCol w:w="3120"/>
+        <w:gridCol w:w="3120"/>
+        <w:gridCol w:w="3120"/>
+      </w:tblGrid>
+      <w:tr>
+        <w:tc>
+          <w:tcPr>
+            <w:tcW w:type="dxa" w:w="3120"/>
+          </w:tcPr>
+          <w:p>
+            <w:r>
+              <w:rPr>
+                <w:b/>
+                <w:sz w:val="18"/>
+              </w:rPr>
+              <w:t>Day</w:t>
+            </w:r>
+          </w:p>
+        </w:tc>
+        <w:tc>
+          <w:tcPr>
+            <w:tcW w:type="dxa" w:w="3120"/>
+          </w:tcPr>
+          <w:p>
+            <w:r>
+              <w:rPr>
+                <w:b/>
+                <w:sz w:val="18"/>
+              </w:rPr>
+              <w:t>What you do</w:t>
+            </w:r>
+          </w:p>
+        </w:tc>
+        <w:tc>
+          <w:tcPr>
+            <w:tcW w:type="dxa" w:w="3120"/>
+          </w:tcPr>
+          <w:p>
+            <w:r>
+              <w:rPr>
+                <w:b/>
+                <w:sz w:val="18"/>
+              </w:rPr>
+              <w:t>Output</w:t>
+            </w:r>
+          </w:p>
+        </w:tc>
+      </w:tr>
+      <w:tr>
+        <w:tc>
+          <w:tcPr>
+            <w:tcW w:type="dxa" w:w="3120"/>
+          </w:tcPr>
+          <w:p>
+            <w:r>
+              <w:rPr>
+                <w:sz w:val="18"/>
+              </w:rPr>
+              <w:t>Mon-Tue</w:t>
+            </w:r>
+          </w:p>
+        </w:tc>
+        <w:tc>
+          <w:tcPr>
+            <w:tcW w:type="dxa" w:w="3120"/>
+          </w:tcPr>
+          <w:p>
+            <w:r>
+              <w:rPr>
+                <w:sz w:val="18"/>
+              </w:rPr>
+              <w:t>Build a test model from the issued template. Place one element of each major category, tag it, name a sheet, produce a drawing, run the gate audit. Everything the team will do, you do first.</w:t>
+            </w:r>
+          </w:p>
+        </w:tc>
+        <w:tc>
+          <w:tcPr>
+            <w:tcW w:type="dxa" w:w="3120"/>
+          </w:tcPr>
+          <w:p>
+            <w:r>
+              <w:rPr>
+                <w:sz w:val="18"/>
+              </w:rPr>
+              <w:t>Proven kit</w:t>
+            </w:r>
+          </w:p>
+        </w:tc>
+      </w:tr>
+      <w:tr>
+        <w:tc>
+          <w:tcPr>
+            <w:tcW w:type="dxa" w:w="3120"/>
+          </w:tcPr>
+          <w:p>
+            <w:r>
+              <w:rPr>
+                <w:sz w:val="18"/>
+              </w:rPr>
+              <w:t>Wed</w:t>
+            </w:r>
+          </w:p>
+        </w:tc>
+        <w:tc>
+          <w:tcPr>
+            <w:tcW w:type="dxa" w:w="3120"/>
+          </w:tcPr>
+          <w:p>
+            <w:r>
+              <w:rPr>
+                <w:sz w:val="18"/>
+              </w:rPr>
+              <w:t>Fix whatever the test found. Re-run. Never issue a kit you have not driven yourself.</w:t>
+            </w:r>
+          </w:p>
+        </w:tc>
+        <w:tc>
+          <w:tcPr>
+            <w:tcW w:type="dxa" w:w="3120"/>
+          </w:tcPr>
+          <w:p>
+            <w:r>
+              <w:rPr>
+                <w:sz w:val="18"/>
+              </w:rPr>
+              <w:t>Kit v1.0</w:t>
+            </w:r>
+          </w:p>
+        </w:tc>
+      </w:tr>
+      <w:tr>
+        <w:tc>
+          <w:tcPr>
+            <w:tcW w:type="dxa" w:w="3120"/>
+          </w:tcPr>
+          <w:p>
+            <w:r>
+              <w:rPr>
+                <w:sz w:val="18"/>
+              </w:rPr>
+              <w:t>Thu</w:t>
+            </w:r>
+          </w:p>
+        </w:tc>
+        <w:tc>
+          <w:tcPr>
+            <w:tcW w:type="dxa" w:w="3120"/>
+          </w:tcPr>
+          <w:p>
+            <w:r>
+              <w:rPr>
+                <w:sz w:val="18"/>
+              </w:rPr>
+              <w:t>Issue the kit through the CDE: template, family library, title blocks, the team playbook, the BEP and the MIDP.</w:t>
+            </w:r>
+          </w:p>
+        </w:tc>
+        <w:tc>
+          <w:tcPr>
+            <w:tcW w:type="dxa" w:w="3120"/>
+          </w:tcPr>
+          <w:p>
+            <w:r>
+              <w:rPr>
+                <w:sz w:val="18"/>
+              </w:rPr>
+              <w:t>Kit issued</w:t>
+            </w:r>
+          </w:p>
+        </w:tc>
+      </w:tr>
+      <w:tr>
+        <w:tc>
+          <w:tcPr>
+            <w:tcW w:type="dxa" w:w="3120"/>
+          </w:tcPr>
+          <w:p>
+            <w:r>
+              <w:rPr>
+                <w:sz w:val="18"/>
+              </w:rPr>
+              <w:t>Fri</w:t>
+            </w:r>
+          </w:p>
+        </w:tc>
+        <w:tc>
+          <w:tcPr>
+            <w:tcW w:type="dxa" w:w="3120"/>
+          </w:tcPr>
+          <w:p>
+            <w:r>
+              <w:rPr>
+                <w:sz w:val="18"/>
+              </w:rPr>
+              <w:t>Half-day kickoff (agenda in the team playbook, appendix A3). Then discipline one-to-ones - lead each with what you will automate for them, not with what you require from them.</w:t>
+            </w:r>
+          </w:p>
+        </w:tc>
+        <w:tc>
+          <w:tcPr>
+            <w:tcW w:type="dxa" w:w="3120"/>
+          </w:tcPr>
+          <w:p>
+            <w:r>
+              <w:rPr>
+                <w:sz w:val="18"/>
+              </w:rPr>
+              <w:t>Team trained</w:t>
+            </w:r>
+          </w:p>
+        </w:tc>
+      </w:tr>
+    </w:tbl>
+    <w:p/>
+    <w:p>
+      <w:r>
+        <w:rPr>
+          <w:b/>
+          <w:i w:val="0"/>
+        </w:rPr>
+        <w:t>Week 4 (w/c Mon 15 Sep) - first cycle</w:t>
+      </w:r>
+    </w:p>
+    <w:p>
+      <w:pPr>
+        <w:ind w:left="360"/>
+      </w:pPr>
+      <w:r>
+        <w:t>•  Every discipline produces a test model from the template and shares it once. This is the Stage 0 exit gate: a discipline that has not done it does not start Deliverable A.</w:t>
+      </w:r>
+    </w:p>
+    <w:p>
+      <w:pPr>
+        <w:ind w:left="360"/>
+      </w:pPr>
+      <w:r>
+        <w:t>•  Run the first federation and the first clash on whatever is there, however thin. The point is to prove the pipe works, not to find clashes.</w:t>
+      </w:r>
+    </w:p>
+    <w:p>
+      <w:pPr>
+        <w:ind w:left="360"/>
+      </w:pPr>
+      <w:r>
+        <w:t>•  Run KUT Gate Audit read-only and keep the output. It is your baseline; every later report is read against it.</w:t>
+      </w:r>
+    </w:p>
+    <w:p>
+      <w:pPr>
+        <w:ind w:left="360"/>
+      </w:pPr>
+      <w:r>
+        <w:t>•  Issue the first monthly report even if it is mostly zeros. Establishing the rhythm in month one is worth more than the content of the first one.</w:t>
+      </w:r>
+    </w:p>
+    <w:p>
+      <w:r>
+        <w:br w:type="page"/>
+      </w:r>
+    </w:p>
+    <w:p>
+      <w:pPr>
+        <w:pStyle w:val="Heading2"/>
+      </w:pPr>
+      <w:r>
+        <w:t>PART K - My operating calendar</w:t>
+      </w:r>
+    </w:p>
+    <w:p>
+      <w:r>
+        <w:rPr>
+          <w:b w:val="0"/>
+          <w:i/>
+        </w:rPr>
+        <w:t>What I actually do, and when. Times are indicative; the sequence is not.</w:t>
+      </w:r>
+    </w:p>
+    <w:p>
+      <w:r>
+        <w:rPr>
+          <w:b/>
+          <w:i w:val="0"/>
+        </w:rPr>
+        <w:t>Every fortnight - the coordination cycle (Wednesday)</w:t>
+      </w:r>
+    </w:p>
+    <w:tbl>
+      <w:tblPr>
+        <w:tblW w:type="auto" w:w="0"/>
+        <w:tblLook w:firstColumn="1" w:firstRow="1" w:lastColumn="0" w:lastRow="0" w:noHBand="0" w:noVBand="1" w:val="04A0"/>
+      </w:tblPr>
+      <w:tblGrid>
+        <w:gridCol w:w="3120"/>
+        <w:gridCol w:w="3120"/>
+        <w:gridCol w:w="3120"/>
+      </w:tblGrid>
+      <w:tr>
+        <w:tc>
+          <w:tcPr>
+            <w:tcW w:type="dxa" w:w="3120"/>
+          </w:tcPr>
+          <w:p>
+            <w:r>
+              <w:rPr>
+                <w:b/>
+                <w:sz w:val="18"/>
+              </w:rPr>
+              <w:t>Time</w:t>
+            </w:r>
+          </w:p>
+        </w:tc>
+        <w:tc>
+          <w:tcPr>
+            <w:tcW w:type="dxa" w:w="3120"/>
+          </w:tcPr>
+          <w:p>
+            <w:r>
+              <w:rPr>
+                <w:b/>
+                <w:sz w:val="18"/>
+              </w:rPr>
+              <w:t>Action</w:t>
+            </w:r>
+          </w:p>
+        </w:tc>
+        <w:tc>
+          <w:tcPr>
+            <w:tcW w:type="dxa" w:w="3120"/>
+          </w:tcPr>
+          <w:p>
+            <w:r>
+              <w:rPr>
+                <w:b/>
+                <w:sz w:val="18"/>
+              </w:rPr>
+              <w:t>Where</w:t>
+            </w:r>
+          </w:p>
+        </w:tc>
+      </w:tr>
+      <w:tr>
+        <w:tc>
+          <w:tcPr>
+            <w:tcW w:type="dxa" w:w="3120"/>
+          </w:tcPr>
+          <w:p>
+            <w:r>
+              <w:rPr>
+                <w:sz w:val="18"/>
+              </w:rPr>
+              <w:t>12:00</w:t>
+            </w:r>
+          </w:p>
+        </w:tc>
+        <w:tc>
+          <w:tcPr>
+            <w:tcW w:type="dxa" w:w="3120"/>
+          </w:tcPr>
+          <w:p>
+            <w:r>
+              <w:rPr>
+                <w:sz w:val="18"/>
+              </w:rPr>
+              <w:t>Shares close. Anything not in Shared by noon is not in this cycle. Hold that line from cycle one.</w:t>
+            </w:r>
+          </w:p>
+        </w:tc>
+        <w:tc>
+          <w:tcPr>
+            <w:tcW w:type="dxa" w:w="3120"/>
+          </w:tcPr>
+          <w:p>
+            <w:r>
+              <w:rPr>
+                <w:sz w:val="18"/>
+              </w:rPr>
+              <w:t>CDE</w:t>
+            </w:r>
+          </w:p>
+        </w:tc>
+      </w:tr>
+      <w:tr>
+        <w:tc>
+          <w:tcPr>
+            <w:tcW w:type="dxa" w:w="3120"/>
+          </w:tcPr>
+          <w:p>
+            <w:r>
+              <w:rPr>
+                <w:sz w:val="18"/>
+              </w:rPr>
+              <w:t>12:15</w:t>
+            </w:r>
+          </w:p>
+        </w:tc>
+        <w:tc>
+          <w:tcPr>
+            <w:tcW w:type="dxa" w:w="3120"/>
+          </w:tcPr>
+          <w:p>
+            <w:r>
+              <w:rPr>
+                <w:sz w:val="18"/>
+              </w:rPr>
+              <w:t>Download and federate. Check every model opens and sits on shared coordinates.</w:t>
+            </w:r>
+          </w:p>
+        </w:tc>
+        <w:tc>
+          <w:tcPr>
+            <w:tcW w:type="dxa" w:w="3120"/>
+          </w:tcPr>
+          <w:p>
+            <w:r>
+              <w:rPr>
+                <w:sz w:val="18"/>
+              </w:rPr>
+              <w:t>Revit / Navisworks</w:t>
+            </w:r>
+          </w:p>
+        </w:tc>
+      </w:tr>
+      <w:tr>
+        <w:tc>
+          <w:tcPr>
+            <w:tcW w:type="dxa" w:w="3120"/>
+          </w:tcPr>
+          <w:p>
+            <w:r>
+              <w:rPr>
+                <w:sz w:val="18"/>
+              </w:rPr>
+              <w:t>12:45</w:t>
+            </w:r>
+          </w:p>
+        </w:tc>
+        <w:tc>
+          <w:tcPr>
+            <w:tcW w:type="dxa" w:w="3120"/>
+          </w:tcPr>
+          <w:p>
+            <w:r>
+              <w:rPr>
+                <w:sz w:val="18"/>
+              </w:rPr>
+              <w:t>Run the KUT Coordination Cycle preset. It chains re-tag stale, validate tags, ACC pull, clash run, BCF export, publish, model health and completeness.</w:t>
+            </w:r>
+          </w:p>
+        </w:tc>
+        <w:tc>
+          <w:tcPr>
+            <w:tcW w:type="dxa" w:w="3120"/>
+          </w:tcPr>
+          <w:p>
+            <w:r>
+              <w:rPr>
+                <w:sz w:val="18"/>
+              </w:rPr>
+              <w:t>Workflows - Run preset</w:t>
+            </w:r>
+          </w:p>
+        </w:tc>
+      </w:tr>
+      <w:tr>
+        <w:tc>
+          <w:tcPr>
+            <w:tcW w:type="dxa" w:w="3120"/>
+          </w:tcPr>
+          <w:p>
+            <w:r>
+              <w:rPr>
+                <w:sz w:val="18"/>
+              </w:rPr>
+              <w:t>14:00</w:t>
+            </w:r>
+          </w:p>
+        </w:tc>
+        <w:tc>
+          <w:tcPr>
+            <w:tcW w:type="dxa" w:w="3120"/>
+          </w:tcPr>
+          <w:p>
+            <w:r>
+              <w:rPr>
+                <w:sz w:val="18"/>
+              </w:rPr>
+              <w:t>Group the clashes into real problems - one issue per problem. This is the half hour that decides whether the meeting is useful. Never issue raw intersection counts.</w:t>
+            </w:r>
+          </w:p>
+        </w:tc>
+        <w:tc>
+          <w:tcPr>
+            <w:tcW w:type="dxa" w:w="3120"/>
+          </w:tcPr>
+          <w:p>
+            <w:r>
+              <w:rPr>
+                <w:sz w:val="18"/>
+              </w:rPr>
+              <w:t>Clash / ACC Issues</w:t>
+            </w:r>
+          </w:p>
+        </w:tc>
+      </w:tr>
+      <w:tr>
+        <w:tc>
+          <w:tcPr>
+            <w:tcW w:type="dxa" w:w="3120"/>
+          </w:tcPr>
+          <w:p>
+            <w:r>
+              <w:rPr>
+                <w:sz w:val="18"/>
+              </w:rPr>
+              <w:t>15:30</w:t>
+            </w:r>
+          </w:p>
+        </w:tc>
+        <w:tc>
+          <w:tcPr>
+            <w:tcW w:type="dxa" w:w="3120"/>
+          </w:tcPr>
+          <w:p>
+            <w:r>
+              <w:rPr>
+                <w:sz w:val="18"/>
+              </w:rPr>
+              <w:t>Prioritise P1-P4; assign an owner and a date to every issue.</w:t>
+            </w:r>
+          </w:p>
+        </w:tc>
+        <w:tc>
+          <w:tcPr>
+            <w:tcW w:type="dxa" w:w="3120"/>
+          </w:tcPr>
+          <w:p>
+            <w:r>
+              <w:rPr>
+                <w:sz w:val="18"/>
+              </w:rPr>
+              <w:t>ACC Issues</w:t>
+            </w:r>
+          </w:p>
+        </w:tc>
+      </w:tr>
+      <w:tr>
+        <w:tc>
+          <w:tcPr>
+            <w:tcW w:type="dxa" w:w="3120"/>
+          </w:tcPr>
+          <w:p>
+            <w:r>
+              <w:rPr>
+                <w:sz w:val="18"/>
+              </w:rPr>
+              <w:t>17:00</w:t>
+            </w:r>
+          </w:p>
+        </w:tc>
+        <w:tc>
+          <w:tcPr>
+            <w:tcW w:type="dxa" w:w="3120"/>
+          </w:tcPr>
+          <w:p>
+            <w:r>
+              <w:rPr>
+                <w:sz w:val="18"/>
+              </w:rPr>
+              <w:t>Issue the report - 48 hours before the meeting, so people read it.</w:t>
+            </w:r>
+          </w:p>
+        </w:tc>
+        <w:tc>
+          <w:tcPr>
+            <w:tcW w:type="dxa" w:w="3120"/>
+          </w:tcPr>
+          <w:p>
+            <w:r>
+              <w:rPr>
+                <w:sz w:val="18"/>
+              </w:rPr>
+              <w:t>CDE</w:t>
+            </w:r>
+          </w:p>
+        </w:tc>
+      </w:tr>
+    </w:tbl>
+    <w:p/>
+    <w:p>
+      <w:r>
+        <w:rPr>
+          <w:b/>
+          <w:i w:val="0"/>
+        </w:rPr>
+        <w:t>Every month</w:t>
+      </w:r>
+    </w:p>
+    <w:p>
+      <w:pPr>
+        <w:ind w:left="360"/>
+      </w:pPr>
+      <w:r>
+        <w:t>•  Run the KUT Monthly Report preset: model health, completeness, per-discipline compliance, sheet compliance, register, trend, KPI dashboard.</w:t>
+      </w:r>
+    </w:p>
+    <w:p>
+      <w:pPr>
+        <w:ind w:left="360"/>
+      </w:pPr>
+      <w:r>
+        <w:t>•  Read the FF&amp;E currency line before you send it. A rising stale count is the earliest warning that the Interior Designer and the model have drifted apart.</w:t>
+      </w:r>
+    </w:p>
+    <w:p>
+      <w:pPr>
+        <w:ind w:left="360"/>
+      </w:pPr>
+      <w:r>
+        <w:t>•  Reissue the MIDP with actual dates and RAG. A slipped date is agreed and re-baselined, never quietly moved.</w:t>
+      </w:r>
+    </w:p>
+    <w:p>
+      <w:pPr>
+        <w:ind w:left="360"/>
+      </w:pPr>
+      <w:r>
+        <w:t>•  Send the report with a two-paragraph covering note: what moved, what is at risk. Nobody reads a dashboard without a sentence telling them what it means.</w:t>
+      </w:r>
+    </w:p>
+    <w:p>
+      <w:r>
+        <w:rPr>
+          <w:b/>
+          <w:i w:val="0"/>
+        </w:rPr>
+        <w:t>Continuously</w:t>
+      </w:r>
+    </w:p>
+    <w:p>
+      <w:pPr>
+        <w:ind w:left="360"/>
+      </w:pPr>
+      <w:r>
+        <w:t>•  Watch for renamed rooms - they silently break the Fohlio match, which is keyed on Room Number.</w:t>
+      </w:r>
+    </w:p>
+    <w:p>
+      <w:pPr>
+        <w:ind w:left="360"/>
+      </w:pPr>
+      <w:r>
+        <w:t>•  Watch for anyone sharing at S1 what is really S0. Correct it the first time, publicly and kindly. The second time is a pattern and needs the Lead Appointed Party.</w:t>
+      </w:r>
+    </w:p>
+    <w:p>
+      <w:pPr>
+        <w:ind w:left="360"/>
+      </w:pPr>
+      <w:r>
+        <w:t>•  Keep the _BIM_COORD overlay, the tag configuration and the workflow presets in version control. Your configuration is the project.</w:t>
+      </w:r>
+    </w:p>
+    <w:p>
+      <w:r>
+        <w:br w:type="page"/>
+      </w:r>
+    </w:p>
+    <w:p>
+      <w:pPr>
+        <w:pStyle w:val="Heading2"/>
+      </w:pPr>
+      <w:r>
+        <w:t>PART L - Gate day: the runbook</w:t>
+      </w:r>
+    </w:p>
+    <w:p>
+      <w:r>
+        <w:rPr>
+          <w:b w:val="0"/>
+          <w:i/>
+        </w:rPr>
+        <w:t>A gate is not a day's work; it is the day you find out whether the fortnight's work was enough. Run the read-only audit two weeks before, so gate day holds no surprises.</w:t>
+      </w:r>
+    </w:p>
+    <w:p>
+      <w:r>
+        <w:rPr>
+          <w:b/>
+          <w:i w:val="0"/>
+        </w:rPr>
+        <w:t>Two weeks before</w:t>
+      </w:r>
+    </w:p>
+    <w:p>
+      <w:pPr>
+        <w:ind w:left="360"/>
+      </w:pPr>
+      <w:r>
+        <w:t>1.  Run KUT Gate Audit (read-only). Nothing is written; it tells you what the gate would say today.</w:t>
+      </w:r>
+    </w:p>
+    <w:p>
+      <w:pPr>
+        <w:ind w:left="360"/>
+      </w:pPr>
+      <w:r>
+        <w:t>2.  Read the skipped-element counts, not just the percentages. A report showing 100% over zero elements is a scope error, not a pass.</w:t>
+      </w:r>
+    </w:p>
+    <w:p>
+      <w:pPr>
+        <w:ind w:left="360"/>
+      </w:pPr>
+      <w:r>
+        <w:t>3.  Circulate the gaps to each discipline with a date. Two weeks is enough time to fix; two days is not.</w:t>
+      </w:r>
+    </w:p>
+    <w:p>
+      <w:r>
+        <w:rPr>
+          <w:b/>
+          <w:i w:val="0"/>
+        </w:rPr>
+        <w:t>Gate day</w:t>
+      </w:r>
+    </w:p>
+    <w:tbl>
+      <w:tblPr>
+        <w:tblW w:type="auto" w:w="0"/>
+        <w:tblLook w:firstColumn="1" w:firstRow="1" w:lastColumn="0" w:lastRow="0" w:noHBand="0" w:noVBand="1" w:val="04A0"/>
+      </w:tblPr>
+      <w:tblGrid>
+        <w:gridCol w:w="3120"/>
+        <w:gridCol w:w="3120"/>
+        <w:gridCol w:w="3120"/>
+      </w:tblGrid>
+      <w:tr>
+        <w:tc>
+          <w:tcPr>
+            <w:tcW w:type="dxa" w:w="3120"/>
+          </w:tcPr>
+          <w:p>
+            <w:r>
+              <w:rPr>
+                <w:b/>
+                <w:sz w:val="18"/>
+              </w:rPr>
+              <w:t>Order</w:t>
+            </w:r>
+          </w:p>
+        </w:tc>
+        <w:tc>
+          <w:tcPr>
+            <w:tcW w:type="dxa" w:w="3120"/>
+          </w:tcPr>
+          <w:p>
+            <w:r>
+              <w:rPr>
+                <w:b/>
+                <w:sz w:val="18"/>
+              </w:rPr>
+              <w:t>Step</w:t>
+            </w:r>
+          </w:p>
+        </w:tc>
+        <w:tc>
+          <w:tcPr>
+            <w:tcW w:type="dxa" w:w="3120"/>
+          </w:tcPr>
+          <w:p>
+            <w:r>
+              <w:rPr>
+                <w:b/>
+                <w:sz w:val="18"/>
+              </w:rPr>
+              <w:t>Command / where</w:t>
+            </w:r>
+          </w:p>
+        </w:tc>
+      </w:tr>
+      <w:tr>
+        <w:tc>
+          <w:tcPr>
+            <w:tcW w:type="dxa" w:w="3120"/>
+          </w:tcPr>
+          <w:p>
+            <w:r>
+              <w:rPr>
+                <w:sz w:val="18"/>
+              </w:rPr>
+              <w:t>1</w:t>
+            </w:r>
+          </w:p>
+        </w:tc>
+        <w:tc>
+          <w:tcPr>
+            <w:tcW w:type="dxa" w:w="3120"/>
+          </w:tcPr>
+          <w:p>
+            <w:r>
+              <w:rPr>
+                <w:sz w:val="18"/>
+              </w:rPr>
+              <w:t>Federate the current shared state</w:t>
+            </w:r>
+          </w:p>
+        </w:tc>
+        <w:tc>
+          <w:tcPr>
+            <w:tcW w:type="dxa" w:w="3120"/>
+          </w:tcPr>
+          <w:p>
+            <w:r>
+              <w:rPr>
+                <w:sz w:val="18"/>
+              </w:rPr>
+              <w:t>Revit / Navisworks</w:t>
+            </w:r>
+          </w:p>
+        </w:tc>
+      </w:tr>
+      <w:tr>
+        <w:tc>
+          <w:tcPr>
+            <w:tcW w:type="dxa" w:w="3120"/>
+          </w:tcPr>
+          <w:p>
+            <w:r>
+              <w:rPr>
+                <w:sz w:val="18"/>
+              </w:rPr>
+              <w:t>2</w:t>
+            </w:r>
+          </w:p>
+        </w:tc>
+        <w:tc>
+          <w:tcPr>
+            <w:tcW w:type="dxa" w:w="3120"/>
+          </w:tcPr>
+          <w:p>
+            <w:r>
+              <w:rPr>
+                <w:sz w:val="18"/>
+              </w:rPr>
+              <w:t>Run the matching Deliverable preset (A / B / C / D)</w:t>
+            </w:r>
+          </w:p>
+        </w:tc>
+        <w:tc>
+          <w:tcPr>
+            <w:tcW w:type="dxa" w:w="3120"/>
+          </w:tcPr>
+          <w:p>
+            <w:r>
+              <w:rPr>
+                <w:sz w:val="18"/>
+              </w:rPr>
+              <w:t>Workflows - Run preset</w:t>
+            </w:r>
+          </w:p>
+        </w:tc>
+      </w:tr>
+      <w:tr>
+        <w:tc>
+          <w:tcPr>
+            <w:tcW w:type="dxa" w:w="3120"/>
+          </w:tcPr>
+          <w:p>
+            <w:r>
+              <w:rPr>
+                <w:sz w:val="18"/>
+              </w:rPr>
+              <w:t>3</w:t>
+            </w:r>
+          </w:p>
+        </w:tc>
+        <w:tc>
+          <w:tcPr>
+            <w:tcW w:type="dxa" w:w="3120"/>
+          </w:tcPr>
+          <w:p>
+            <w:r>
+              <w:rPr>
+                <w:sz w:val="18"/>
+              </w:rPr>
+              <w:t>LOD verification at the stage milestone - pick the right id (Part I item 3)</w:t>
+            </w:r>
+          </w:p>
+        </w:tc>
+        <w:tc>
+          <w:tcPr>
+            <w:tcW w:type="dxa" w:w="3120"/>
+          </w:tcPr>
+          <w:p>
+            <w:r>
+              <w:rPr>
+                <w:sz w:val="18"/>
+              </w:rPr>
+              <w:t>BIM - LOD VERIFICATION - LOD Verify</w:t>
+            </w:r>
+          </w:p>
+        </w:tc>
+      </w:tr>
+      <w:tr>
+        <w:tc>
+          <w:tcPr>
+            <w:tcW w:type="dxa" w:w="3120"/>
+          </w:tcPr>
+          <w:p>
+            <w:r>
+              <w:rPr>
+                <w:sz w:val="18"/>
+              </w:rPr>
+              <w:t>4</w:t>
+            </w:r>
+          </w:p>
+        </w:tc>
+        <w:tc>
+          <w:tcPr>
+            <w:tcW w:type="dxa" w:w="3120"/>
+          </w:tcPr>
+          <w:p>
+            <w:r>
+              <w:rPr>
+                <w:sz w:val="18"/>
+              </w:rPr>
+              <w:t>Stamp the passing elements, if the stage calls for it</w:t>
+            </w:r>
+          </w:p>
+        </w:tc>
+        <w:tc>
+          <w:tcPr>
+            <w:tcW w:type="dxa" w:w="3120"/>
+          </w:tcPr>
+          <w:p>
+            <w:r>
+              <w:rPr>
+                <w:sz w:val="18"/>
+              </w:rPr>
+              <w:t>BIM - LOD VERIFICATION - LOD Stamp</w:t>
+            </w:r>
+          </w:p>
+        </w:tc>
+      </w:tr>
+      <w:tr>
+        <w:tc>
+          <w:tcPr>
+            <w:tcW w:type="dxa" w:w="3120"/>
+          </w:tcPr>
+          <w:p>
+            <w:r>
+              <w:rPr>
+                <w:sz w:val="18"/>
+              </w:rPr>
+              <w:t>5</w:t>
+            </w:r>
+          </w:p>
+        </w:tc>
+        <w:tc>
+          <w:tcPr>
+            <w:tcW w:type="dxa" w:w="3120"/>
+          </w:tcPr>
+          <w:p>
+            <w:r>
+              <w:rPr>
+                <w:sz w:val="18"/>
+              </w:rPr>
+              <w:t>Owner-standards audit and programme audit</w:t>
+            </w:r>
+          </w:p>
+        </w:tc>
+        <w:tc>
+          <w:tcPr>
+            <w:tcW w:type="dxa" w:w="3120"/>
+          </w:tcPr>
+          <w:p>
+            <w:r>
+              <w:rPr>
+                <w:sz w:val="18"/>
+              </w:rPr>
+              <w:t>BIM - LOD VERIFICATION - Owner Standards / Program Audit</w:t>
+            </w:r>
+          </w:p>
+        </w:tc>
+      </w:tr>
+      <w:tr>
+        <w:tc>
+          <w:tcPr>
+            <w:tcW w:type="dxa" w:w="3120"/>
+          </w:tcPr>
+          <w:p>
+            <w:r>
+              <w:rPr>
+                <w:sz w:val="18"/>
+              </w:rPr>
+              <w:t>6</w:t>
+            </w:r>
+          </w:p>
+        </w:tc>
+        <w:tc>
+          <w:tcPr>
+            <w:tcW w:type="dxa" w:w="3120"/>
+          </w:tcPr>
+          <w:p>
+            <w:r>
+              <w:rPr>
+                <w:sz w:val="18"/>
+              </w:rPr>
+              <w:t>Specification reconciliation (2.3 onward)</w:t>
+            </w:r>
+          </w:p>
+        </w:tc>
+        <w:tc>
+          <w:tcPr>
+            <w:tcW w:type="dxa" w:w="3120"/>
+          </w:tcPr>
+          <w:p>
+            <w:r>
+              <w:rPr>
+                <w:sz w:val="18"/>
+              </w:rPr>
+              <w:t>BIM - CSI / SPECLINK</w:t>
+            </w:r>
+          </w:p>
+        </w:tc>
+      </w:tr>
+      <w:tr>
+        <w:tc>
+          <w:tcPr>
+            <w:tcW w:type="dxa" w:w="3120"/>
+          </w:tcPr>
+          <w:p>
+            <w:r>
+              <w:rPr>
+                <w:sz w:val="18"/>
+              </w:rPr>
+              <w:t>7</w:t>
+            </w:r>
+          </w:p>
+        </w:tc>
+        <w:tc>
+          <w:tcPr>
+            <w:tcW w:type="dxa" w:w="3120"/>
+          </w:tcPr>
+          <w:p>
+            <w:r>
+              <w:rPr>
+                <w:sz w:val="18"/>
+              </w:rPr>
+              <w:t>FF&amp;E currency (2.2 onward)</w:t>
+            </w:r>
+          </w:p>
+        </w:tc>
+        <w:tc>
+          <w:tcPr>
+            <w:tcW w:type="dxa" w:w="3120"/>
+          </w:tcPr>
+          <w:p>
+            <w:r>
+              <w:rPr>
+                <w:sz w:val="18"/>
+              </w:rPr>
+              <w:t>BIM - FOHLIO FF&amp;E - Fohlio Audit</w:t>
+            </w:r>
+          </w:p>
+        </w:tc>
+      </w:tr>
+      <w:tr>
+        <w:tc>
+          <w:tcPr>
+            <w:tcW w:type="dxa" w:w="3120"/>
+          </w:tcPr>
+          <w:p>
+            <w:r>
+              <w:rPr>
+                <w:sz w:val="18"/>
+              </w:rPr>
+              <w:t>8</w:t>
+            </w:r>
+          </w:p>
+        </w:tc>
+        <w:tc>
+          <w:tcPr>
+            <w:tcW w:type="dxa" w:w="3120"/>
+          </w:tcPr>
+          <w:p>
+            <w:r>
+              <w:rPr>
+                <w:sz w:val="18"/>
+              </w:rPr>
+              <w:t>Drawing register</w:t>
+            </w:r>
+          </w:p>
+        </w:tc>
+        <w:tc>
+          <w:tcPr>
+            <w:tcW w:type="dxa" w:w="3120"/>
+          </w:tcPr>
+          <w:p>
+            <w:r>
+              <w:rPr>
+                <w:sz w:val="18"/>
+              </w:rPr>
+              <w:t>DOCS - SHEET MANAGER - Register</w:t>
+            </w:r>
+          </w:p>
+        </w:tc>
+      </w:tr>
+      <w:tr>
+        <w:tc>
+          <w:tcPr>
+            <w:tcW w:type="dxa" w:w="3120"/>
+          </w:tcPr>
+          <w:p>
+            <w:r>
+              <w:rPr>
+                <w:sz w:val="18"/>
+              </w:rPr>
+              <w:t>9</w:t>
+            </w:r>
+          </w:p>
+        </w:tc>
+        <w:tc>
+          <w:tcPr>
+            <w:tcW w:type="dxa" w:w="3120"/>
+          </w:tcPr>
+          <w:p>
+            <w:r>
+              <w:rPr>
+                <w:sz w:val="18"/>
+              </w:rPr>
+              <w:t>Transmittal and publish</w:t>
+            </w:r>
+          </w:p>
+        </w:tc>
+        <w:tc>
+          <w:tcPr>
+            <w:tcW w:type="dxa" w:w="3120"/>
+          </w:tcPr>
+          <w:p>
+            <w:r>
+              <w:rPr>
+                <w:sz w:val="18"/>
+              </w:rPr>
+              <w:t>BIM - DELIVERABLE LIFECYCLE - New Transmittal</w:t>
+            </w:r>
+          </w:p>
+        </w:tc>
+      </w:tr>
+      <w:tr>
+        <w:tc>
+          <w:tcPr>
+            <w:tcW w:type="dxa" w:w="3120"/>
+          </w:tcPr>
+          <w:p>
+            <w:r>
+              <w:rPr>
+                <w:sz w:val="18"/>
+              </w:rPr>
+              <w:t>10</w:t>
+            </w:r>
+          </w:p>
+        </w:tc>
+        <w:tc>
+          <w:tcPr>
+            <w:tcW w:type="dxa" w:w="3120"/>
+          </w:tcPr>
+          <w:p>
+            <w:r>
+              <w:rPr>
+                <w:sz w:val="18"/>
+              </w:rPr>
+              <w:t>Assemble the gate pack (contents list in the team playbook, appendix A2)</w:t>
+            </w:r>
+          </w:p>
+        </w:tc>
+        <w:tc>
+          <w:tcPr>
+            <w:tcW w:type="dxa" w:w="3120"/>
+          </w:tcPr>
+          <w:p>
+            <w:r>
+              <w:rPr>
+                <w:sz w:val="18"/>
+              </w:rPr>
+              <w:t>-</w:t>
+            </w:r>
+          </w:p>
+        </w:tc>
+      </w:tr>
+    </w:tbl>
+    <w:p/>
+    <w:p>
+      <w:r>
+        <w:rPr>
+          <w:b/>
+          <w:i w:val="0"/>
+        </w:rPr>
+        <w:t>The rule that protects you</w:t>
+      </w:r>
+    </w:p>
+    <w:p>
+      <w:r>
+        <w:rPr>
+          <w:b w:val="0"/>
+          <w:i w:val="0"/>
+        </w:rPr>
+        <w:t>Cross-check the first gate audit, the first BOQ and the first COBie by hand before you trust the repeatable run. Not the second - the first. After that you are checking a process you have already verified; before that you are trusting a tool you have not.</w:t>
+      </w:r>
+    </w:p>
+    <w:p>
+      <w:r>
+        <w:br w:type="page"/>
+      </w:r>
+    </w:p>
+    <w:p>
+      <w:pPr>
+        <w:pStyle w:val="Heading2"/>
+      </w:pPr>
+      <w:r>
+        <w:t>PART M - When it goes wrong</w:t>
+      </w:r>
+    </w:p>
+    <w:p>
+      <w:r>
+        <w:rPr>
+          <w:b/>
+          <w:i w:val="0"/>
+        </w:rPr>
+        <w:t>A command does nothing and reports nothing</w:t>
+      </w:r>
+    </w:p>
+    <w:p>
+      <w:r>
+        <w:rPr>
+          <w:b w:val="0"/>
+          <w:i w:val="0"/>
+        </w:rPr>
+        <w:t>The most common cause is that Revit is not running the build you think it is. The add-in manifest's Assembly path moves between checkouts and it fails silently - the copy succeeds, Revit loads a different DLL, and you debug code that never ran. Check the manifest first, then the log beside the DLL. The log filename is date-stamped (StingTools_yyyyMMdd.log); searching for an undated name finds nothing and reads as "it never logged", which is a different and much more alarming conclusion.</w:t>
+      </w:r>
+    </w:p>
+    <w:p>
+      <w:r>
+        <w:rPr>
+          <w:b/>
+          <w:i w:val="0"/>
+        </w:rPr>
+        <w:t>A workflow preset reports success but nothing happened</w:t>
+      </w:r>
+    </w:p>
+    <w:p>
+      <w:r>
+        <w:rPr>
+          <w:b w:val="0"/>
+          <w:i w:val="0"/>
+        </w:rPr>
+        <w:t>A preset step whose command tag does not resolve is skipped in silence. Eleven shipped presets once executed zero steps and reported success. If a preset finishes suspiciously fast, run its steps individually from the panel before believing the result.</w:t>
+      </w:r>
+    </w:p>
+    <w:p>
+      <w:r>
+        <w:rPr>
+          <w:b/>
+          <w:i w:val="0"/>
+        </w:rPr>
+        <w:t>A gate report says 100%</w:t>
+      </w:r>
+    </w:p>
+    <w:p>
+      <w:r>
+        <w:rPr>
+          <w:b w:val="0"/>
+          <w:i w:val="0"/>
+        </w:rPr>
+        <w:t>Check the element count. An empty scope reports as a pass. It now says "no elements in scope" explicitly rather than a percentage, but read the count every time regardless.</w:t>
+      </w:r>
+    </w:p>
+    <w:p>
+      <w:r>
+        <w:rPr>
+          <w:b/>
+          <w:i w:val="0"/>
+        </w:rPr>
+        <w:t>The tag scheme stops rendering</w:t>
+      </w:r>
+    </w:p>
+    <w:p>
+      <w:r>
+        <w:rPr>
+          <w:b w:val="0"/>
+          <w:i w:val="0"/>
+        </w:rPr>
+        <w:t>Run Scheme Inspect. The usual cause is Project Information losing the project or originator code, which the scheme reads at render time. Fix the field, then run Render Scheme.</w:t>
+      </w:r>
+    </w:p>
+    <w:p>
+      <w:r>
+        <w:rPr>
+          <w:b/>
+          <w:i w:val="0"/>
+        </w:rPr>
+        <w:t>A discipline misses the share window</w:t>
+      </w:r>
+    </w:p>
+    <w:p>
+      <w:r>
+        <w:rPr>
+          <w:b w:val="0"/>
+          <w:i w:val="0"/>
+        </w:rPr>
+        <w:t>Run the cycle without them and say so in the report - name the model and the state you used. One cycle of visible absence corrects the behaviour; quietly waiting teaches everyone that the deadline is soft.</w:t>
+      </w:r>
+    </w:p>
+    <w:p>
+      <w:r>
+        <w:rPr>
+          <w:b/>
+          <w:i w:val="0"/>
+        </w:rPr>
+        <w:t>A gate is at risk</w:t>
+      </w:r>
+    </w:p>
+    <w:p>
+      <w:r>
+        <w:rPr>
+          <w:b w:val="0"/>
+          <w:i w:val="0"/>
+        </w:rPr>
+        <w:t>Escalate two weeks out, in writing, with the gap list and a date-by-date recovery plan. Never let a gate fail on the day with the Owner in the room. That is the one failure they remember.</w:t>
+      </w:r>
+    </w:p>
+    <w:p>
+      <w:r>
+        <w:br w:type="page"/>
+      </w:r>
+    </w:p>
+    <w:p>
+      <w:pPr>
+        <w:pStyle w:val="Heading2"/>
+      </w:pPr>
+      <w:r>
+        <w:t>PART N - Holding the line: boundary, continuity and my own risks</w:t>
+      </w:r>
+    </w:p>
+    <w:p>
+      <w:r>
+        <w:rPr>
+          <w:b/>
+          <w:i w:val="0"/>
+        </w:rPr>
+        <w:t>The design boundary</w:t>
+      </w:r>
+    </w:p>
+    <w:p>
+      <w:r>
+        <w:rPr>
+          <w:b w:val="0"/>
+          <w:i w:val="0"/>
+        </w:rPr>
+        <w:t>The appointment is information management, coordination and verification - not authoring. The plugin can generate engineering content: panel schedules, cable and load calculations, sizing. If you run any of it for a discipline, the discipline remains responsible and must check and sign the output. Put that in writing the first time you offer it. Drifting into design carries design liability, and your professional indemnity almost certainly does not cover it.</w:t>
+      </w:r>
+    </w:p>
+    <w:p>
+      <w:r>
+        <w:rPr>
+          <w:b/>
+          <w:i w:val="0"/>
+        </w:rPr>
+        <w:t>The tool stays private</w:t>
+      </w:r>
+    </w:p>
+    <w:p>
+      <w:r>
+        <w:rPr>
+          <w:b w:val="0"/>
+          <w:i w:val="0"/>
+        </w:rPr>
+        <w:t>Everything the team or the client receives is standard: standard Revit families, PDFs, schedules, registers, BCF, COBie. The tool is never named in a project document, an email or a meeting. You are paid for the outputs, not for the tool - and that is also what keeps the intellectual property yours.</w:t>
+      </w:r>
+    </w:p>
+    <w:p>
+      <w:r>
+        <w:rPr>
+          <w:b/>
+          <w:i w:val="0"/>
+        </w:rPr>
+        <w:t>Continuity - the bus test</w:t>
+      </w:r>
+    </w:p>
+    <w:p>
+      <w:pPr>
+        <w:ind w:left="360"/>
+      </w:pPr>
+      <w:r>
+        <w:t>•  The _BIM_COORD overlay, the tag configuration, the workflow presets and the title-block definitions are the project. Keep them in version control with the project, not only on your machine.</w:t>
+      </w:r>
+    </w:p>
+    <w:p>
+      <w:pPr>
+        <w:ind w:left="360"/>
+      </w:pPr>
+      <w:r>
+        <w:t>•  Write down the deployment: which Revit versions, where the add-in manifest points, which build is live.</w:t>
+      </w:r>
+    </w:p>
+    <w:p>
+      <w:pPr>
+        <w:ind w:left="360"/>
+      </w:pPr>
+      <w:r>
+        <w:t>•  Keep one exported copy of the current kit - template, families, title blocks - in the CDE, so the project can continue for a fortnight without you.</w:t>
+      </w:r>
+    </w:p>
+    <w:p>
+      <w:pPr>
+        <w:ind w:left="360"/>
+      </w:pPr>
+      <w:r>
+        <w:t>•  Everything you produce for the team must be reproducible from standard Revit by someone else, given the kit. If a deliverable can only be made by you, that is a project risk, not a moat.</w:t>
+      </w:r>
+    </w:p>
+    <w:p>
+      <w:r>
+        <w:rPr>
+          <w:b/>
+          <w:i w:val="0"/>
+        </w:rPr>
+        <w:t>My risk register</w:t>
+      </w:r>
+    </w:p>
+    <w:tbl>
+      <w:tblPr>
+        <w:tblW w:type="auto" w:w="0"/>
+        <w:tblLook w:firstColumn="1" w:firstRow="1" w:lastColumn="0" w:lastRow="0" w:noHBand="0" w:noVBand="1" w:val="04A0"/>
+      </w:tblPr>
+      <w:tblGrid>
+        <w:gridCol w:w="3120"/>
+        <w:gridCol w:w="3120"/>
+        <w:gridCol w:w="3120"/>
+      </w:tblGrid>
+      <w:tr>
+        <w:tc>
+          <w:tcPr>
+            <w:tcW w:type="dxa" w:w="3120"/>
+          </w:tcPr>
+          <w:p>
+            <w:r>
+              <w:rPr>
+                <w:b/>
+                <w:sz w:val="18"/>
+              </w:rPr>
+              <w:t>Risk</w:t>
+            </w:r>
+          </w:p>
+        </w:tc>
+        <w:tc>
+          <w:tcPr>
+            <w:tcW w:type="dxa" w:w="3120"/>
+          </w:tcPr>
+          <w:p>
+            <w:r>
+              <w:rPr>
+                <w:b/>
+                <w:sz w:val="18"/>
+              </w:rPr>
+              <w:t>Why it bites</w:t>
+            </w:r>
+          </w:p>
+        </w:tc>
+        <w:tc>
+          <w:tcPr>
+            <w:tcW w:type="dxa" w:w="3120"/>
+          </w:tcPr>
+          <w:p>
+            <w:r>
+              <w:rPr>
+                <w:b/>
+                <w:sz w:val="18"/>
+              </w:rPr>
+              <w:t>What I do about it</w:t>
+            </w:r>
+          </w:p>
+        </w:tc>
+      </w:tr>
+      <w:tr>
+        <w:tc>
+          <w:tcPr>
+            <w:tcW w:type="dxa" w:w="3120"/>
+          </w:tcPr>
+          <w:p>
+            <w:r>
+              <w:rPr>
+                <w:sz w:val="18"/>
+              </w:rPr>
+              <w:t>Owner standards arrive after mobilisation</w:t>
+            </w:r>
+          </w:p>
+        </w:tc>
+        <w:tc>
+          <w:tcPr>
+            <w:tcW w:type="dxa" w:w="3120"/>
+          </w:tcPr>
+          <w:p>
+            <w:r>
+              <w:rPr>
+                <w:sz w:val="18"/>
+              </w:rPr>
+              <w:t>Naming and LOD could change after numbering has started</w:t>
+            </w:r>
+          </w:p>
+        </w:tc>
+        <w:tc>
+          <w:tcPr>
+            <w:tcW w:type="dxa" w:w="3120"/>
+          </w:tcPr>
+          <w:p>
+            <w:r>
+              <w:rPr>
+                <w:sz w:val="18"/>
+              </w:rPr>
+              <w:t>Standards are held as configuration, not hand-work, so adopting them is a file edit. Hand-number nothing.</w:t>
+            </w:r>
+          </w:p>
+        </w:tc>
+      </w:tr>
+      <w:tr>
+        <w:tc>
+          <w:tcPr>
+            <w:tcW w:type="dxa" w:w="3120"/>
+          </w:tcPr>
+          <w:p>
+            <w:r>
+              <w:rPr>
+                <w:sz w:val="18"/>
+              </w:rPr>
+              <w:t>Originator-code conflict unresolved</w:t>
+            </w:r>
+          </w:p>
+        </w:tc>
+        <w:tc>
+          <w:tcPr>
+            <w:tcW w:type="dxa" w:w="3120"/>
+          </w:tcPr>
+          <w:p>
+            <w:r>
+              <w:rPr>
+                <w:sz w:val="18"/>
+              </w:rPr>
+              <w:t>Every sheet number on the project is wrong, visibly, to the client</w:t>
+            </w:r>
+          </w:p>
+        </w:tc>
+        <w:tc>
+          <w:tcPr>
+            <w:tcW w:type="dxa" w:w="3120"/>
+          </w:tcPr>
+          <w:p>
+            <w:r>
+              <w:rPr>
+                <w:sz w:val="18"/>
+              </w:rPr>
+              <w:t>Settle it in Week 1, in writing, against the Owner register.</w:t>
+            </w:r>
+          </w:p>
+        </w:tc>
+      </w:tr>
+      <w:tr>
+        <w:tc>
+          <w:tcPr>
+            <w:tcW w:type="dxa" w:w="3120"/>
+          </w:tcPr>
+          <w:p>
+            <w:r>
+              <w:rPr>
+                <w:sz w:val="18"/>
+              </w:rPr>
+              <w:t>Trusting an unverified output at a gate</w:t>
+            </w:r>
+          </w:p>
+        </w:tc>
+        <w:tc>
+          <w:tcPr>
+            <w:tcW w:type="dxa" w:w="3120"/>
+          </w:tcPr>
+          <w:p>
+            <w:r>
+              <w:rPr>
+                <w:sz w:val="18"/>
+              </w:rPr>
+              <w:t>A wrong BOQ or COBie in front of the Owner is a credibility event</w:t>
+            </w:r>
+          </w:p>
+        </w:tc>
+        <w:tc>
+          <w:tcPr>
+            <w:tcW w:type="dxa" w:w="3120"/>
+          </w:tcPr>
+          <w:p>
+            <w:r>
+              <w:rPr>
+                <w:sz w:val="18"/>
+              </w:rPr>
+              <w:t>Hand-check the first of each. Only then rely on the repeatable run.</w:t>
+            </w:r>
+          </w:p>
+        </w:tc>
+      </w:tr>
+      <w:tr>
+        <w:tc>
+          <w:tcPr>
+            <w:tcW w:type="dxa" w:w="3120"/>
+          </w:tcPr>
+          <w:p>
+            <w:r>
+              <w:rPr>
+                <w:sz w:val="18"/>
+              </w:rPr>
+              <w:t>Weak volume attribution - no rooms, no worksets</w:t>
+            </w:r>
+          </w:p>
+        </w:tc>
+        <w:tc>
+          <w:tcPr>
+            <w:tcW w:type="dxa" w:w="3120"/>
+          </w:tcPr>
+          <w:p>
+            <w:r>
+              <w:rPr>
+                <w:sz w:val="18"/>
+              </w:rPr>
+              <w:t>Elements silently default to BLD1 and the tag data is quietly wrong</w:t>
+            </w:r>
+          </w:p>
+        </w:tc>
+        <w:tc>
+          <w:tcPr>
+            <w:tcW w:type="dxa" w:w="3120"/>
+          </w:tcPr>
+          <w:p>
+            <w:r>
+              <w:rPr>
+                <w:sz w:val="18"/>
+              </w:rPr>
+              <w:t>Rooms before the first share; confidence audit every gate; report the silent-default count.</w:t>
+            </w:r>
+          </w:p>
+        </w:tc>
+      </w:tr>
+      <w:tr>
+        <w:tc>
+          <w:tcPr>
+            <w:tcW w:type="dxa" w:w="3120"/>
+          </w:tcPr>
+          <w:p>
+            <w:r>
+              <w:rPr>
+                <w:sz w:val="18"/>
+              </w:rPr>
+              <w:t>Asset data left to close-out</w:t>
+            </w:r>
+          </w:p>
+        </w:tc>
+        <w:tc>
+          <w:tcPr>
+            <w:tcW w:type="dxa" w:w="3120"/>
+          </w:tcPr>
+          <w:p>
+            <w:r>
+              <w:rPr>
+                <w:sz w:val="18"/>
+              </w:rPr>
+              <w:t>LOD 500 and COBie become impossible at M44</w:t>
+            </w:r>
+          </w:p>
+        </w:tc>
+        <w:tc>
+          <w:tcPr>
+            <w:tcW w:type="dxa" w:w="3120"/>
+          </w:tcPr>
+          <w:p>
+            <w:r>
+              <w:rPr>
+                <w:sz w:val="18"/>
+              </w:rPr>
+              <w:t>Asset data is a 3.1 activity, reported monthly from the first construction month.</w:t>
+            </w:r>
+          </w:p>
+        </w:tc>
+      </w:tr>
+      <w:tr>
+        <w:tc>
+          <w:tcPr>
+            <w:tcW w:type="dxa" w:w="3120"/>
+          </w:tcPr>
+          <w:p>
+            <w:r>
+              <w:rPr>
+                <w:sz w:val="18"/>
+              </w:rPr>
+              <w:t>Being drawn into design</w:t>
+            </w:r>
+          </w:p>
+        </w:tc>
+        <w:tc>
+          <w:tcPr>
+            <w:tcW w:type="dxa" w:w="3120"/>
+          </w:tcPr>
+          <w:p>
+            <w:r>
+              <w:rPr>
+                <w:sz w:val="18"/>
+              </w:rPr>
+              <w:t>Liability I am not insured for and not paid for</w:t>
+            </w:r>
+          </w:p>
+        </w:tc>
+        <w:tc>
+          <w:tcPr>
+            <w:tcW w:type="dxa" w:w="3120"/>
+          </w:tcPr>
+          <w:p>
+            <w:r>
+              <w:rPr>
+                <w:sz w:val="18"/>
+              </w:rPr>
+              <w:t>Offer automation, never a design decision. The discipline signs its own output.</w:t>
+            </w:r>
+          </w:p>
+        </w:tc>
+      </w:tr>
+      <w:tr>
+        <w:tc>
+          <w:tcPr>
+            <w:tcW w:type="dxa" w:w="3120"/>
+          </w:tcPr>
+          <w:p>
+            <w:r>
+              <w:rPr>
+                <w:sz w:val="18"/>
+              </w:rPr>
+              <w:t>Single point of failure - me</w:t>
+            </w:r>
+          </w:p>
+        </w:tc>
+        <w:tc>
+          <w:tcPr>
+            <w:tcW w:type="dxa" w:w="3120"/>
+          </w:tcPr>
+          <w:p>
+            <w:r>
+              <w:rPr>
+                <w:sz w:val="18"/>
+              </w:rPr>
+              <w:t>The project stops if I stop</w:t>
+            </w:r>
+          </w:p>
+        </w:tc>
+        <w:tc>
+          <w:tcPr>
+            <w:tcW w:type="dxa" w:w="3120"/>
+          </w:tcPr>
+          <w:p>
+            <w:r>
+              <w:rPr>
+                <w:sz w:val="18"/>
+              </w:rPr>
+              <w:t>Kit in the CDE, configuration in version control, deployment documented.</w:t>
+            </w:r>
+          </w:p>
+        </w:tc>
+      </w:tr>
+    </w:tbl>
+    <w:p/>
+    <w:p>
+      <w:r>
+        <w:rPr>
+          <w:b w:val="0"/>
+          <w:i/>
+        </w:rPr>
+        <w:t>End of the additions. Parts A-H remain valid except where Part I corrects them.</w:t>
       </w:r>
     </w:p>
     <w:sectPr/>
